--- a/templates/公文通用.docx
+++ b/templates/公文通用.docx
@@ -1,18 +1,24 @@
 
 <file path=word/document.xml><?xml version="1.0" encoding="utf-8"?>
-<w:document xmlns:wpc="http://schemas.microsoft.com/office/word/2010/wordprocessingCanvas" xmlns:mc="http://schemas.openxmlformats.org/markup-compatibility/2006" xmlns:o="urn:schemas-microsoft-com:office:office" xmlns:r="http://schemas.openxmlformats.org/officeDocument/2006/relationships" xmlns:m="http://schemas.openxmlformats.org/officeDocument/2006/math" xmlns:v="urn:schemas-microsoft-com:vml" xmlns:wp14="http://schemas.microsoft.com/office/word/2010/wordprocessingDrawing" xmlns:wp="http://schemas.openxmlformats.org/drawingml/2006/wordprocessingDrawing" xmlns:w="http://schemas.openxmlformats.org/wordprocessingml/2006/main" xmlns:w14="http://schemas.microsoft.com/office/word/2010/wordml" xmlns:w10="urn:schemas-microsoft-com:office:word" xmlns:w15="http://schemas.microsoft.com/office/word/2012/wordml" xmlns:wpg="http://schemas.microsoft.com/office/word/2010/wordprocessingGroup" xmlns:wpi="http://schemas.microsoft.com/office/word/2010/wordprocessingInk" xmlns:wne="http://schemas.microsoft.com/office/word/2006/wordml" xmlns:wps="http://schemas.microsoft.com/office/word/2010/wordprocessingShape" xmlns:wpsCustomData="http://www.wps.cn/officeDocument/2013/wpsCustomData" mc:Ignorable="w14 w15 wp14">
+<w:document xmlns:wpc="http://schemas.microsoft.com/office/word/2010/wordprocessingCanvas" xmlns:cx="http://schemas.microsoft.com/office/drawing/2014/chartex" xmlns:cx1="http://schemas.microsoft.com/office/drawing/2015/9/8/chartex" xmlns:cx2="http://schemas.microsoft.com/office/drawing/2015/10/21/chartex" xmlns:cx3="http://schemas.microsoft.com/office/drawing/2016/5/9/chartex" xmlns:cx4="http://schemas.microsoft.com/office/drawing/2016/5/10/chartex" xmlns:cx5="http://schemas.microsoft.com/office/drawing/2016/5/11/chartex" xmlns:cx6="http://schemas.microsoft.com/office/drawing/2016/5/12/chartex" xmlns:cx7="http://schemas.microsoft.com/office/drawing/2016/5/13/chartex" xmlns:cx8="http://schemas.microsoft.com/office/drawing/2016/5/14/chartex" xmlns:mc="http://schemas.openxmlformats.org/markup-compatibility/2006" xmlns:aink="http://schemas.microsoft.com/office/drawing/2016/ink" xmlns:am3d="http://schemas.microsoft.com/office/drawing/2017/model3d" xmlns:o="urn:schemas-microsoft-com:office:office" xmlns:oel="http://schemas.microsoft.com/office/2019/extlst" xmlns:r="http://schemas.openxmlformats.org/officeDocument/2006/relationships" xmlns:m="http://schemas.openxmlformats.org/officeDocument/2006/math" xmlns:v="urn:schemas-microsoft-com:vml" xmlns:wp14="http://schemas.microsoft.com/office/word/2010/wordprocessingDrawing" xmlns:wp="http://schemas.openxmlformats.org/drawingml/2006/wordprocessingDrawing" xmlns:w10="urn:schemas-microsoft-com:office:word" xmlns:w="http://schemas.openxmlformats.org/wordprocessingml/2006/main" xmlns:w14="http://schemas.microsoft.com/office/word/2010/wordml" xmlns:w15="http://schemas.microsoft.com/office/word/2012/wordml" xmlns:w16cex="http://schemas.microsoft.com/office/word/2018/wordml/cex" xmlns:w16cid="http://schemas.microsoft.com/office/word/2016/wordml/cid" xmlns:w16="http://schemas.microsoft.com/office/word/2018/wordml" xmlns:w16du="http://schemas.microsoft.com/office/word/2023/wordml/word16du" xmlns:w16sdtdh="http://schemas.microsoft.com/office/word/2020/wordml/sdtdatahash" xmlns:w16sdtfl="http://schemas.microsoft.com/office/word/2024/wordml/sdtformatlock" xmlns:w16se="http://schemas.microsoft.com/office/word/2015/wordml/symex" xmlns:wpg="http://schemas.microsoft.com/office/word/2010/wordprocessingGroup" xmlns:wpi="http://schemas.microsoft.com/office/word/2010/wordprocessingInk" xmlns:wne="http://schemas.microsoft.com/office/word/2006/wordml" xmlns:wps="http://schemas.microsoft.com/office/word/2010/wordprocessingShape" mc:Ignorable="w14 w15 w16se w16cid w16 w16cex w16sdtdh w16sdtfl w16du wp14">
   <w:body>
     <w:p>
       <w:pPr>
-        <w:pStyle w:val="36"/>
+        <w:pStyle w:val="af"/>
       </w:pPr>
       <w:r>
-        <w:t>{{份号}}</w:t>
+        <w:t>{{</w:t>
+      </w:r>
+      <w:r>
+        <w:t>份号</w:t>
+      </w:r>
+      <w:r>
+        <w:t>}}</w:t>
       </w:r>
     </w:p>
     <w:p>
       <w:pPr>
-        <w:pStyle w:val="38"/>
+        <w:pStyle w:val="af1"/>
       </w:pPr>
       <w:r>
         <w:t>{{</w:t>
@@ -29,58 +35,39 @@
     </w:p>
     <w:p>
       <w:pPr>
-        <w:pStyle w:val="40"/>
+        <w:pStyle w:val="af3"/>
       </w:pPr>
       <w:r>
         <w:rPr>
           <w:rFonts w:hint="eastAsia"/>
         </w:rPr>
-        <w:t>{{紧急程度}}</w:t>
+        <w:t>{{</w:t>
+      </w:r>
+      <w:r>
+        <w:rPr>
+          <w:rFonts w:hint="eastAsia"/>
+        </w:rPr>
+        <w:t>紧急程度</w:t>
+      </w:r>
+      <w:r>
+        <w:rPr>
+          <w:rFonts w:hint="eastAsia"/>
+        </w:rPr>
+        <w:t>}}</w:t>
       </w:r>
     </w:p>
     <w:tbl>
       <w:tblPr>
-        <w:tblStyle w:val="16"/>
+        <w:tblStyle w:val="a9"/>
         <w:tblW w:w="0" w:type="auto"/>
-        <w:tblInd w:w="0" w:type="dxa"/>
-        <w:tblBorders>
-          <w:top w:val="single" w:color="auto" w:sz="4" w:space="0"/>
-          <w:left w:val="single" w:color="auto" w:sz="4" w:space="0"/>
-          <w:bottom w:val="single" w:color="auto" w:sz="4" w:space="0"/>
-          <w:right w:val="single" w:color="auto" w:sz="4" w:space="0"/>
-          <w:insideH w:val="single" w:color="auto" w:sz="4" w:space="0"/>
-          <w:insideV w:val="single" w:color="auto" w:sz="4" w:space="0"/>
-        </w:tblBorders>
-        <w:tblLayout w:type="autofit"/>
-        <w:tblCellMar>
-          <w:top w:w="0" w:type="dxa"/>
-          <w:left w:w="108" w:type="dxa"/>
-          <w:bottom w:w="0" w:type="dxa"/>
-          <w:right w:w="108" w:type="dxa"/>
-        </w:tblCellMar>
+        <w:tblLook w:val="04A0" w:firstRow="1" w:lastRow="0" w:firstColumn="1" w:lastColumn="0" w:noHBand="0" w:noVBand="1"/>
       </w:tblPr>
       <w:tblGrid>
-        <w:gridCol w:w="9061"/>
+        <w:gridCol w:w="8845"/>
       </w:tblGrid>
       <w:tr>
-        <w:tblPrEx>
-          <w:tblBorders>
-            <w:top w:val="single" w:color="auto" w:sz="4" w:space="0"/>
-            <w:left w:val="single" w:color="auto" w:sz="4" w:space="0"/>
-            <w:bottom w:val="single" w:color="auto" w:sz="4" w:space="0"/>
-            <w:right w:val="single" w:color="auto" w:sz="4" w:space="0"/>
-            <w:insideH w:val="single" w:color="auto" w:sz="4" w:space="0"/>
-            <w:insideV w:val="single" w:color="auto" w:sz="4" w:space="0"/>
-          </w:tblBorders>
-          <w:tblCellMar>
-            <w:top w:w="0" w:type="dxa"/>
-            <w:left w:w="108" w:type="dxa"/>
-            <w:bottom w:w="0" w:type="dxa"/>
-            <w:right w:w="108" w:type="dxa"/>
-          </w:tblCellMar>
-        </w:tblPrEx>
         <w:trPr>
-          <w:trHeight w:val="1559" w:hRule="atLeast"/>
+          <w:trHeight w:val="1559"/>
         </w:trPr>
         <w:tc>
           <w:tcPr>
@@ -94,21 +81,17 @@
           </w:tcPr>
           <w:p>
             <w:pPr>
-              <w:pStyle w:val="42"/>
+              <w:pStyle w:val="af5"/>
               <w:rPr>
-                <w:rFonts w:hint="default" w:eastAsia="方正小标宋简体"/>
-                <w:lang w:val="en-US" w:eastAsia="zh-CN"/>
+                <w:rFonts w:hint="eastAsia"/>
               </w:rPr>
             </w:pPr>
             <w:r>
               <w:rPr>
                 <w:rFonts w:hint="eastAsia"/>
-                <w:lang w:val="en-US" w:eastAsia="zh-CN"/>
               </w:rPr>
               <w:t>小猫中心</w:t>
             </w:r>
-            <w:bookmarkStart w:id="0" w:name="_GoBack"/>
-            <w:bookmarkEnd w:id="0"/>
           </w:p>
         </w:tc>
       </w:tr>
@@ -116,18 +99,27 @@
     <w:p/>
     <w:p>
       <w:pPr>
-        <w:pStyle w:val="44"/>
+        <w:pStyle w:val="af7"/>
       </w:pPr>
       <w:r>
-        <w:t>{{发文字号}}</w:t>
+        <w:t>{{</w:t>
+      </w:r>
+      <w:r>
+        <w:t>发文字号</w:t>
+      </w:r>
+      <w:r>
+        <w:t>}}</w:t>
       </w:r>
     </w:p>
     <w:p>
       <w:r>
+        <w:rPr>
+          <w:noProof/>
+        </w:rPr>
         <mc:AlternateContent>
           <mc:Choice Requires="wps">
             <w:drawing>
-              <wp:anchor distT="0" distB="0" distL="114300" distR="114300" simplePos="0" relativeHeight="251659264" behindDoc="0" locked="0" layoutInCell="1" allowOverlap="1">
+              <wp:anchor distT="0" distB="0" distL="114300" distR="114300" simplePos="0" relativeHeight="251659264" behindDoc="0" locked="0" layoutInCell="1" allowOverlap="1" wp14:anchorId="258DFE6B" wp14:editId="258DFE6C">
                 <wp:simplePos x="0" y="0"/>
                 <wp:positionH relativeFrom="column">
                   <wp:posOffset>2540</wp:posOffset>
@@ -179,7 +171,7 @@
               </wp:anchor>
             </w:drawing>
           </mc:Choice>
-          <mc:Fallback>
+          <mc:Fallback xmlns:wpsCustomData="http://www.wps.cn/officeDocument/2013/wpsCustomData">
             <w:pict>
               <v:line id="_x0000_s1026" o:spid="_x0000_s1026" o:spt="20" style="position:absolute;left:0pt;margin-left:0.2pt;margin-top:3.45pt;height:0pt;width:442.2pt;z-index:251659264;mso-width-relative:page;mso-height-relative:page;" filled="f" stroked="t" coordsize="21600,21600" o:gfxdata="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">
                 <v:fill on="f" focussize="0,0"/>
@@ -195,7 +187,7 @@
     <w:p/>
     <w:p>
       <w:pPr>
-        <w:pStyle w:val="50"/>
+        <w:pStyle w:val="a7"/>
         <w:rPr>
           <w:rFonts w:hint="eastAsia"/>
         </w:rPr>
@@ -204,62 +196,86 @@
         <w:rPr>
           <w:rFonts w:hint="eastAsia"/>
         </w:rPr>
-        <w:t>{{公文标题}}</w:t>
+        <w:t>{{标题}}</w:t>
       </w:r>
     </w:p>
     <w:p/>
     <w:p>
       <w:pPr>
-        <w:pStyle w:val="52"/>
+        <w:pStyle w:val="aff"/>
       </w:pPr>
       <w:r>
         <w:rPr>
           <w:rFonts w:hint="eastAsia"/>
         </w:rPr>
-        <w:t>{{主送机关}}：</w:t>
+        <w:t>{{</w:t>
+      </w:r>
+      <w:r>
+        <w:rPr>
+          <w:rFonts w:hint="eastAsia"/>
+        </w:rPr>
+        <w:t>主送机关</w:t>
+      </w:r>
+      <w:r>
+        <w:rPr>
+          <w:rFonts w:hint="eastAsia"/>
+        </w:rPr>
+        <w:t>}}</w:t>
+      </w:r>
+      <w:r>
+        <w:rPr>
+          <w:rFonts w:hint="eastAsia"/>
+        </w:rPr>
+        <w:t>：</w:t>
       </w:r>
     </w:p>
     <w:p>
       <w:pPr>
-        <w:pStyle w:val="54"/>
+        <w:pStyle w:val="aff1"/>
       </w:pPr>
       <w:r>
-        <w:t>{{公文正文}}</w:t>
+        <w:t>{{</w:t>
+      </w:r>
+      <w:r>
+        <w:t>正文</w:t>
+      </w:r>
+      <w:r>
+        <w:t>}}</w:t>
       </w:r>
     </w:p>
     <w:p>
       <w:pPr>
-        <w:pStyle w:val="68"/>
+        <w:pStyle w:val="afff"/>
       </w:pPr>
     </w:p>
     <w:p>
       <w:pPr>
-        <w:pStyle w:val="68"/>
+        <w:pStyle w:val="afff"/>
       </w:pPr>
       <w:r>
         <w:rPr>
           <w:rFonts w:hint="eastAsia"/>
         </w:rPr>
-        <w:t>{{单附件说明}}</w:t>
-      </w:r>
-    </w:p>
-    <w:p>
-      <w:pPr>
-        <w:pStyle w:val="70"/>
-        <w:ind w:left="2053" w:hanging="1421"/>
-      </w:pPr>
+        <w:t>{{</w:t>
+      </w:r>
       <w:r>
         <w:rPr>
           <w:rFonts w:hint="eastAsia"/>
         </w:rPr>
-        <w:t>{{多附件说明}}</w:t>
+        <w:t>附件说明</w:t>
+      </w:r>
+      <w:r>
+        <w:rPr>
+          <w:rFonts w:hint="eastAsia"/>
+        </w:rPr>
+        <w:t>}}</w:t>
       </w:r>
     </w:p>
     <w:p/>
     <w:p/>
     <w:p>
       <w:pPr>
-        <w:pStyle w:val="56"/>
+        <w:pStyle w:val="aff3"/>
         <w:ind w:left="3791"/>
       </w:pPr>
       <w:r>
@@ -280,7 +296,7 @@
     </w:p>
     <w:p>
       <w:pPr>
-        <w:pStyle w:val="58"/>
+        <w:pStyle w:val="aff5"/>
         <w:ind w:left="3791"/>
       </w:pPr>
       <w:r>
@@ -301,24 +317,48 @@
     </w:p>
     <w:p>
       <w:pPr>
-        <w:pStyle w:val="60"/>
+        <w:pStyle w:val="aff7"/>
       </w:pPr>
       <w:r>
         <w:rPr>
           <w:rFonts w:hint="eastAsia"/>
         </w:rPr>
-        <w:t>（{{附注}}）</w:t>
+        <w:t>（</w:t>
+      </w:r>
+      <w:r>
+        <w:rPr>
+          <w:rFonts w:hint="eastAsia"/>
+        </w:rPr>
+        <w:t>{{</w:t>
+      </w:r>
+      <w:r>
+        <w:rPr>
+          <w:rFonts w:hint="eastAsia"/>
+        </w:rPr>
+        <w:t>附注</w:t>
+      </w:r>
+      <w:r>
+        <w:rPr>
+          <w:rFonts w:hint="eastAsia"/>
+        </w:rPr>
+        <w:t>}}</w:t>
+      </w:r>
+      <w:r>
+        <w:rPr>
+          <w:rFonts w:hint="eastAsia"/>
+        </w:rPr>
+        <w:t>）</w:t>
       </w:r>
     </w:p>
     <w:p/>
     <w:p/>
     <w:p>
       <w:pPr>
-        <w:pStyle w:val="72"/>
+        <w:pStyle w:val="afff3"/>
       </w:pPr>
       <w:r>
         <w:rPr>
-          <w:rFonts w:hint="eastAsia" w:ascii="黑体" w:hAnsi="黑体" w:eastAsia="黑体" w:cs="黑体"/>
+          <w:rFonts w:ascii="黑体" w:eastAsia="黑体" w:hAnsi="黑体" w:cs="黑体" w:hint="eastAsia"/>
         </w:rPr>
         <w:t>公开方式：</w:t>
       </w:r>
@@ -326,65 +366,67 @@
         <w:rPr>
           <w:rFonts w:hint="eastAsia"/>
         </w:rPr>
-        <w:t>{{公开方式}}</w:t>
+        <w:t>{{</w:t>
+      </w:r>
+      <w:r>
+        <w:rPr>
+          <w:rFonts w:hint="eastAsia"/>
+        </w:rPr>
+        <w:t>公开方式</w:t>
+      </w:r>
+      <w:r>
+        <w:rPr>
+          <w:rFonts w:hint="eastAsia"/>
+        </w:rPr>
+        <w:t>}}</w:t>
       </w:r>
     </w:p>
     <w:p/>
     <w:p>
       <w:pPr>
-        <w:pStyle w:val="74"/>
+        <w:pStyle w:val="afff4"/>
         <w:rPr>
           <w:rFonts w:hint="default"/>
         </w:rPr>
       </w:pPr>
       <w:r>
-        <w:t>抄送：{{抄送机关}}。</w:t>
+        <w:t>抄送：</w:t>
+      </w:r>
+      <w:r>
+        <w:t>{{</w:t>
+      </w:r>
+      <w:r>
+        <w:t>抄送机关</w:t>
+      </w:r>
+      <w:r>
+        <w:t>}}</w:t>
+      </w:r>
+      <w:r>
+        <w:t>。</w:t>
       </w:r>
     </w:p>
     <w:tbl>
       <w:tblPr>
-        <w:tblStyle w:val="16"/>
+        <w:tblStyle w:val="a9"/>
         <w:tblpPr w:leftFromText="181" w:rightFromText="181" w:horzAnchor="margin" w:tblpXSpec="center" w:tblpYSpec="bottom"/>
         <w:tblOverlap w:val="never"/>
         <w:tblW w:w="0" w:type="auto"/>
         <w:jc w:val="center"/>
         <w:tblBorders>
-          <w:top w:val="single" w:color="auto" w:sz="8" w:space="0"/>
-          <w:left w:val="none" w:color="auto" w:sz="0" w:space="0"/>
-          <w:bottom w:val="single" w:color="auto" w:sz="8" w:space="0"/>
-          <w:right w:val="none" w:color="auto" w:sz="0" w:space="0"/>
-          <w:insideH w:val="single" w:color="auto" w:sz="6" w:space="0"/>
-          <w:insideV w:val="none" w:color="auto" w:sz="0" w:space="0"/>
+          <w:top w:val="single" w:sz="8" w:space="0" w:color="auto"/>
+          <w:left w:val="none" w:sz="0" w:space="0" w:color="auto"/>
+          <w:bottom w:val="single" w:sz="8" w:space="0" w:color="auto"/>
+          <w:right w:val="none" w:sz="0" w:space="0" w:color="auto"/>
+          <w:insideH w:val="single" w:sz="6" w:space="0" w:color="auto"/>
+          <w:insideV w:val="none" w:sz="0" w:space="0" w:color="auto"/>
         </w:tblBorders>
-        <w:tblLayout w:type="autofit"/>
-        <w:tblCellMar>
-          <w:top w:w="0" w:type="dxa"/>
-          <w:left w:w="108" w:type="dxa"/>
-          <w:bottom w:w="0" w:type="dxa"/>
-          <w:right w:w="108" w:type="dxa"/>
-        </w:tblCellMar>
+        <w:tblLook w:val="04A0" w:firstRow="1" w:lastRow="0" w:firstColumn="1" w:lastColumn="0" w:noHBand="0" w:noVBand="1"/>
       </w:tblPr>
       <w:tblGrid>
-        <w:gridCol w:w="4530"/>
-        <w:gridCol w:w="4531"/>
+        <w:gridCol w:w="4422"/>
+        <w:gridCol w:w="4423"/>
       </w:tblGrid>
       <w:tr>
-        <w:tblPrEx>
-          <w:tblBorders>
-            <w:top w:val="single" w:color="auto" w:sz="8" w:space="0"/>
-            <w:left w:val="none" w:color="auto" w:sz="0" w:space="0"/>
-            <w:bottom w:val="single" w:color="auto" w:sz="8" w:space="0"/>
-            <w:right w:val="none" w:color="auto" w:sz="0" w:space="0"/>
-            <w:insideH w:val="single" w:color="auto" w:sz="6" w:space="0"/>
-            <w:insideV w:val="none" w:color="auto" w:sz="0" w:space="0"/>
-          </w:tblBorders>
-          <w:tblCellMar>
-            <w:top w:w="0" w:type="dxa"/>
-            <w:left w:w="108" w:type="dxa"/>
-            <w:bottom w:w="0" w:type="dxa"/>
-            <w:right w:w="108" w:type="dxa"/>
-          </w:tblCellMar>
-        </w:tblPrEx>
         <w:trPr>
           <w:cantSplit/>
           <w:jc w:val="center"/>
@@ -400,34 +442,42 @@
           </w:tcPr>
           <w:p>
             <w:pPr>
-              <w:pStyle w:val="62"/>
+              <w:pStyle w:val="aff9"/>
             </w:pPr>
             <w:r>
               <w:rPr>
                 <w:rFonts w:hint="eastAsia"/>
               </w:rPr>
-              <w:t>抄送：{{抄送机关}}。</w:t>
+              <w:t>抄送：</w:t>
+            </w:r>
+            <w:r>
+              <w:rPr>
+                <w:rFonts w:hint="eastAsia"/>
+              </w:rPr>
+              <w:t>{{</w:t>
+            </w:r>
+            <w:r>
+              <w:rPr>
+                <w:rFonts w:hint="eastAsia"/>
+              </w:rPr>
+              <w:t>抄送机关</w:t>
+            </w:r>
+            <w:r>
+              <w:rPr>
+                <w:rFonts w:hint="eastAsia"/>
+              </w:rPr>
+              <w:t>}}</w:t>
+            </w:r>
+            <w:r>
+              <w:rPr>
+                <w:rFonts w:hint="eastAsia"/>
+              </w:rPr>
+              <w:t>。</w:t>
             </w:r>
           </w:p>
         </w:tc>
       </w:tr>
       <w:tr>
-        <w:tblPrEx>
-          <w:tblBorders>
-            <w:top w:val="single" w:color="auto" w:sz="8" w:space="0"/>
-            <w:left w:val="none" w:color="auto" w:sz="0" w:space="0"/>
-            <w:bottom w:val="single" w:color="auto" w:sz="8" w:space="0"/>
-            <w:right w:val="none" w:color="auto" w:sz="0" w:space="0"/>
-            <w:insideH w:val="single" w:color="auto" w:sz="6" w:space="0"/>
-            <w:insideV w:val="none" w:color="auto" w:sz="0" w:space="0"/>
-          </w:tblBorders>
-          <w:tblCellMar>
-            <w:top w:w="0" w:type="dxa"/>
-            <w:left w:w="108" w:type="dxa"/>
-            <w:bottom w:w="0" w:type="dxa"/>
-            <w:right w:w="108" w:type="dxa"/>
-          </w:tblCellMar>
-        </w:tblPrEx>
         <w:trPr>
           <w:cantSplit/>
           <w:jc w:val="center"/>
@@ -442,13 +492,26 @@
           </w:tcPr>
           <w:p>
             <w:pPr>
-              <w:pStyle w:val="64"/>
+              <w:pStyle w:val="affb"/>
             </w:pPr>
             <w:r>
               <w:rPr>
                 <w:rFonts w:hint="eastAsia"/>
               </w:rPr>
-              <w:t>{{印发机关}}</w:t>
+              <w:lastRenderedPageBreak/>
+              <w:t>{{</w:t>
+            </w:r>
+            <w:r>
+              <w:rPr>
+                <w:rFonts w:hint="eastAsia"/>
+              </w:rPr>
+              <w:t>印发机关</w:t>
+            </w:r>
+            <w:r>
+              <w:rPr>
+                <w:rFonts w:hint="eastAsia"/>
+              </w:rPr>
+              <w:t>}}</w:t>
             </w:r>
           </w:p>
         </w:tc>
@@ -462,13 +525,25 @@
           </w:tcPr>
           <w:p>
             <w:pPr>
-              <w:pStyle w:val="66"/>
+              <w:pStyle w:val="affd"/>
             </w:pPr>
             <w:r>
               <w:rPr>
                 <w:rFonts w:hint="eastAsia"/>
               </w:rPr>
-              <w:t>{{印发日期}}</w:t>
+              <w:t>{{</w:t>
+            </w:r>
+            <w:r>
+              <w:rPr>
+                <w:rFonts w:hint="eastAsia"/>
+              </w:rPr>
+              <w:t>印发日期</w:t>
+            </w:r>
+            <w:r>
+              <w:rPr>
+                <w:rFonts w:hint="eastAsia"/>
+              </w:rPr>
+              <w:t>}}</w:t>
             </w:r>
           </w:p>
         </w:tc>
@@ -476,10 +551,10 @@
     </w:tbl>
     <w:p/>
     <w:sectPr>
-      <w:footerReference r:id="rId5" w:type="default"/>
+      <w:footerReference w:type="default" r:id="rId8"/>
       <w:pgSz w:w="11906" w:h="16838"/>
       <w:pgMar w:top="2098" w:right="1474" w:bottom="1984" w:left="1587" w:header="851" w:footer="1474" w:gutter="0"/>
-      <w:cols w:space="0" w:num="1"/>
+      <w:cols w:space="0"/>
       <w:docGrid w:type="linesAndChars" w:linePitch="579" w:charSpace="-842"/>
     </w:sectPr>
   </w:body>
@@ -487,8 +562,8 @@
 </file>
 
 <file path=word/endnotes.xml><?xml version="1.0" encoding="utf-8"?>
-<w:endnotes xmlns:wpc="http://schemas.microsoft.com/office/word/2010/wordprocessingCanvas" xmlns:mc="http://schemas.openxmlformats.org/markup-compatibility/2006" xmlns:o="urn:schemas-microsoft-com:office:office" xmlns:r="http://schemas.openxmlformats.org/officeDocument/2006/relationships" xmlns:m="http://schemas.openxmlformats.org/officeDocument/2006/math" xmlns:v="urn:schemas-microsoft-com:vml" xmlns:wp14="http://schemas.microsoft.com/office/word/2010/wordprocessingDrawing" xmlns:wp="http://schemas.openxmlformats.org/drawingml/2006/wordprocessingDrawing" xmlns:w="http://schemas.openxmlformats.org/wordprocessingml/2006/main" xmlns:w14="http://schemas.microsoft.com/office/word/2010/wordml" xmlns:w15="http://schemas.microsoft.com/office/word/2012/wordml" xmlns:w10="urn:schemas-microsoft-com:office:word" xmlns:wpg="http://schemas.microsoft.com/office/word/2010/wordprocessingGroup" xmlns:wpi="http://schemas.microsoft.com/office/word/2010/wordprocessingInk" xmlns:wne="http://schemas.microsoft.com/office/word/2006/wordml" xmlns:wps="http://schemas.microsoft.com/office/word/2010/wordprocessingShape" xmlns:wpsCustomData="http://www.wps.cn/officeDocument/2013/wpsCustomData" mc:Ignorable="w14 w15 wp14">
-  <w:endnote w:type="separator" w:id="0">
+<w:endnotes xmlns:wpc="http://schemas.microsoft.com/office/word/2010/wordprocessingCanvas" xmlns:cx="http://schemas.microsoft.com/office/drawing/2014/chartex" xmlns:cx1="http://schemas.microsoft.com/office/drawing/2015/9/8/chartex" xmlns:cx2="http://schemas.microsoft.com/office/drawing/2015/10/21/chartex" xmlns:cx3="http://schemas.microsoft.com/office/drawing/2016/5/9/chartex" xmlns:cx4="http://schemas.microsoft.com/office/drawing/2016/5/10/chartex" xmlns:cx5="http://schemas.microsoft.com/office/drawing/2016/5/11/chartex" xmlns:cx6="http://schemas.microsoft.com/office/drawing/2016/5/12/chartex" xmlns:cx7="http://schemas.microsoft.com/office/drawing/2016/5/13/chartex" xmlns:cx8="http://schemas.microsoft.com/office/drawing/2016/5/14/chartex" xmlns:mc="http://schemas.openxmlformats.org/markup-compatibility/2006" xmlns:aink="http://schemas.microsoft.com/office/drawing/2016/ink" xmlns:am3d="http://schemas.microsoft.com/office/drawing/2017/model3d" xmlns:o="urn:schemas-microsoft-com:office:office" xmlns:oel="http://schemas.microsoft.com/office/2019/extlst" xmlns:r="http://schemas.openxmlformats.org/officeDocument/2006/relationships" xmlns:m="http://schemas.openxmlformats.org/officeDocument/2006/math" xmlns:v="urn:schemas-microsoft-com:vml" xmlns:wp14="http://schemas.microsoft.com/office/word/2010/wordprocessingDrawing" xmlns:wp="http://schemas.openxmlformats.org/drawingml/2006/wordprocessingDrawing" xmlns:w10="urn:schemas-microsoft-com:office:word" xmlns:w="http://schemas.openxmlformats.org/wordprocessingml/2006/main" xmlns:w14="http://schemas.microsoft.com/office/word/2010/wordml" xmlns:w15="http://schemas.microsoft.com/office/word/2012/wordml" xmlns:w16cex="http://schemas.microsoft.com/office/word/2018/wordml/cex" xmlns:w16cid="http://schemas.microsoft.com/office/word/2016/wordml/cid" xmlns:w16="http://schemas.microsoft.com/office/word/2018/wordml" xmlns:w16du="http://schemas.microsoft.com/office/word/2023/wordml/word16du" xmlns:w16sdtdh="http://schemas.microsoft.com/office/word/2020/wordml/sdtdatahash" xmlns:w16sdtfl="http://schemas.microsoft.com/office/word/2024/wordml/sdtformatlock" xmlns:w16se="http://schemas.microsoft.com/office/word/2015/wordml/symex" xmlns:wpg="http://schemas.microsoft.com/office/word/2010/wordprocessingGroup" xmlns:wpi="http://schemas.microsoft.com/office/word/2010/wordprocessingInk" xmlns:wne="http://schemas.microsoft.com/office/word/2006/wordml" xmlns:wps="http://schemas.microsoft.com/office/word/2010/wordprocessingShape" mc:Ignorable="w14 w15 w16se w16cid w16 w16cex w16sdtdh w16sdtfl w16du wp14">
+  <w:endnote w:type="separator" w:id="-1">
     <w:p>
       <w:pPr>
         <w:spacing w:line="240" w:lineRule="auto"/>
@@ -498,7 +573,7 @@
       </w:r>
     </w:p>
   </w:endnote>
-  <w:endnote w:type="continuationSeparator" w:id="1">
+  <w:endnote w:type="continuationSeparator" w:id="0">
     <w:p>
       <w:pPr>
         <w:spacing w:line="240" w:lineRule="auto"/>
@@ -512,16 +587,19 @@
 </file>
 
 <file path=word/footer1.xml><?xml version="1.0" encoding="utf-8"?>
-<w:ftr xmlns:wpc="http://schemas.microsoft.com/office/word/2010/wordprocessingCanvas" xmlns:mc="http://schemas.openxmlformats.org/markup-compatibility/2006" xmlns:o="urn:schemas-microsoft-com:office:office" xmlns:r="http://schemas.openxmlformats.org/officeDocument/2006/relationships" xmlns:m="http://schemas.openxmlformats.org/officeDocument/2006/math" xmlns:v="urn:schemas-microsoft-com:vml" xmlns:wp14="http://schemas.microsoft.com/office/word/2010/wordprocessingDrawing" xmlns:wp="http://schemas.openxmlformats.org/drawingml/2006/wordprocessingDrawing" xmlns:w10="urn:schemas-microsoft-com:office:word" xmlns:w="http://schemas.openxmlformats.org/wordprocessingml/2006/main" xmlns:w14="http://schemas.microsoft.com/office/word/2010/wordml" xmlns:w15="http://schemas.microsoft.com/office/word/2012/wordml" xmlns:wpg="http://schemas.microsoft.com/office/word/2010/wordprocessingGroup" xmlns:wpi="http://schemas.microsoft.com/office/word/2010/wordprocessingInk" xmlns:wne="http://schemas.microsoft.com/office/word/2006/wordml" xmlns:wps="http://schemas.microsoft.com/office/word/2010/wordprocessingShape" xmlns:wpsCustomData="http://www.wps.cn/officeDocument/2013/wpsCustomData" mc:Ignorable="w14 w15 wp14">
+<w:ftr xmlns:wpc="http://schemas.microsoft.com/office/word/2010/wordprocessingCanvas" xmlns:cx="http://schemas.microsoft.com/office/drawing/2014/chartex" xmlns:cx1="http://schemas.microsoft.com/office/drawing/2015/9/8/chartex" xmlns:cx2="http://schemas.microsoft.com/office/drawing/2015/10/21/chartex" xmlns:cx3="http://schemas.microsoft.com/office/drawing/2016/5/9/chartex" xmlns:cx4="http://schemas.microsoft.com/office/drawing/2016/5/10/chartex" xmlns:cx5="http://schemas.microsoft.com/office/drawing/2016/5/11/chartex" xmlns:cx6="http://schemas.microsoft.com/office/drawing/2016/5/12/chartex" xmlns:cx7="http://schemas.microsoft.com/office/drawing/2016/5/13/chartex" xmlns:cx8="http://schemas.microsoft.com/office/drawing/2016/5/14/chartex" xmlns:mc="http://schemas.openxmlformats.org/markup-compatibility/2006" xmlns:aink="http://schemas.microsoft.com/office/drawing/2016/ink" xmlns:am3d="http://schemas.microsoft.com/office/drawing/2017/model3d" xmlns:o="urn:schemas-microsoft-com:office:office" xmlns:oel="http://schemas.microsoft.com/office/2019/extlst" xmlns:r="http://schemas.openxmlformats.org/officeDocument/2006/relationships" xmlns:m="http://schemas.openxmlformats.org/officeDocument/2006/math" xmlns:v="urn:schemas-microsoft-com:vml" xmlns:wp14="http://schemas.microsoft.com/office/word/2010/wordprocessingDrawing" xmlns:wp="http://schemas.openxmlformats.org/drawingml/2006/wordprocessingDrawing" xmlns:w10="urn:schemas-microsoft-com:office:word" xmlns:w="http://schemas.openxmlformats.org/wordprocessingml/2006/main" xmlns:w14="http://schemas.microsoft.com/office/word/2010/wordml" xmlns:w15="http://schemas.microsoft.com/office/word/2012/wordml" xmlns:w16cex="http://schemas.microsoft.com/office/word/2018/wordml/cex" xmlns:w16cid="http://schemas.microsoft.com/office/word/2016/wordml/cid" xmlns:w16="http://schemas.microsoft.com/office/word/2018/wordml" xmlns:w16du="http://schemas.microsoft.com/office/word/2023/wordml/word16du" xmlns:w16sdtdh="http://schemas.microsoft.com/office/word/2020/wordml/sdtdatahash" xmlns:w16sdtfl="http://schemas.microsoft.com/office/word/2024/wordml/sdtformatlock" xmlns:w16se="http://schemas.microsoft.com/office/word/2015/wordml/symex" xmlns:wpg="http://schemas.microsoft.com/office/word/2010/wordprocessingGroup" xmlns:wpi="http://schemas.microsoft.com/office/word/2010/wordprocessingInk" xmlns:wne="http://schemas.microsoft.com/office/word/2006/wordml" xmlns:wps="http://schemas.microsoft.com/office/word/2010/wordprocessingShape" mc:Ignorable="w14 w15 w16se w16cid w16 w16cex w16sdtdh w16sdtfl w16du wp14">
   <w:p>
     <w:pPr>
-      <w:pStyle w:val="11"/>
+      <w:pStyle w:val="a3"/>
     </w:pPr>
     <w:r>
+      <w:rPr>
+        <w:noProof/>
+      </w:rPr>
       <mc:AlternateContent>
         <mc:Choice Requires="wps">
           <w:drawing>
-            <wp:anchor distT="0" distB="0" distL="114300" distR="114300" simplePos="0" relativeHeight="251659264" behindDoc="0" locked="0" layoutInCell="1" allowOverlap="1">
+            <wp:anchor distT="0" distB="0" distL="114300" distR="114300" simplePos="0" relativeHeight="251659264" behindDoc="0" locked="0" layoutInCell="1" allowOverlap="1" wp14:anchorId="258DFE72" wp14:editId="258DFE73">
               <wp:simplePos x="0" y="0"/>
               <wp:positionH relativeFrom="margin">
                 <wp:align>outside</wp:align>
@@ -569,17 +647,17 @@
                       <w:txbxContent>
                         <w:p>
                           <w:pPr>
-                            <w:pStyle w:val="11"/>
-                            <w:ind w:left="320" w:leftChars="100" w:right="320" w:rightChars="100"/>
+                            <w:pStyle w:val="a3"/>
+                            <w:ind w:leftChars="100" w:left="320" w:rightChars="100" w:right="320"/>
                             <w:rPr>
-                              <w:rFonts w:hint="eastAsia" w:ascii="宋体" w:hAnsi="宋体" w:eastAsia="宋体" w:cs="宋体"/>
+                              <w:rFonts w:ascii="宋体" w:eastAsia="宋体" w:hAnsi="宋体" w:cs="宋体" w:hint="eastAsia"/>
                               <w:sz w:val="28"/>
                               <w:szCs w:val="28"/>
                             </w:rPr>
                           </w:pPr>
                           <w:r>
                             <w:rPr>
-                              <w:rFonts w:hint="eastAsia" w:ascii="宋体" w:hAnsi="宋体" w:eastAsia="宋体" w:cs="宋体"/>
+                              <w:rFonts w:ascii="宋体" w:eastAsia="宋体" w:hAnsi="宋体" w:cs="宋体" w:hint="eastAsia"/>
                               <w:sz w:val="28"/>
                               <w:szCs w:val="28"/>
                             </w:rPr>
@@ -587,7 +665,7 @@
                           </w:r>
                           <w:r>
                             <w:rPr>
-                              <w:rFonts w:hint="eastAsia" w:ascii="宋体" w:hAnsi="宋体" w:eastAsia="宋体" w:cs="宋体"/>
+                              <w:rFonts w:ascii="宋体" w:eastAsia="宋体" w:hAnsi="宋体" w:cs="宋体" w:hint="eastAsia"/>
                               <w:sz w:val="28"/>
                               <w:szCs w:val="28"/>
                             </w:rPr>
@@ -595,7 +673,7 @@
                           </w:r>
                           <w:r>
                             <w:rPr>
-                              <w:rFonts w:hint="eastAsia" w:ascii="宋体" w:hAnsi="宋体" w:eastAsia="宋体" w:cs="宋体"/>
+                              <w:rFonts w:ascii="宋体" w:eastAsia="宋体" w:hAnsi="宋体" w:cs="宋体" w:hint="eastAsia"/>
                               <w:sz w:val="28"/>
                               <w:szCs w:val="28"/>
                             </w:rPr>
@@ -603,7 +681,7 @@
                           </w:r>
                           <w:r>
                             <w:rPr>
-                              <w:rFonts w:hint="eastAsia" w:ascii="宋体" w:hAnsi="宋体" w:eastAsia="宋体" w:cs="宋体"/>
+                              <w:rFonts w:ascii="宋体" w:eastAsia="宋体" w:hAnsi="宋体" w:cs="宋体" w:hint="eastAsia"/>
                               <w:sz w:val="28"/>
                               <w:szCs w:val="28"/>
                             </w:rPr>
@@ -611,7 +689,7 @@
                           </w:r>
                           <w:r>
                             <w:rPr>
-                              <w:rFonts w:hint="eastAsia" w:ascii="宋体" w:hAnsi="宋体" w:eastAsia="宋体" w:cs="宋体"/>
+                              <w:rFonts w:ascii="宋体" w:eastAsia="宋体" w:hAnsi="宋体" w:cs="宋体" w:hint="eastAsia"/>
                               <w:sz w:val="28"/>
                               <w:szCs w:val="28"/>
                             </w:rPr>
@@ -619,7 +697,7 @@
                           </w:r>
                           <w:r>
                             <w:rPr>
-                              <w:rFonts w:hint="eastAsia" w:ascii="宋体" w:hAnsi="宋体" w:eastAsia="宋体" w:cs="宋体"/>
+                              <w:rFonts w:ascii="宋体" w:eastAsia="宋体" w:hAnsi="宋体" w:cs="宋体" w:hint="eastAsia"/>
                               <w:sz w:val="28"/>
                               <w:szCs w:val="28"/>
                             </w:rPr>
@@ -627,7 +705,7 @@
                           </w:r>
                           <w:r>
                             <w:rPr>
-                              <w:rFonts w:hint="eastAsia" w:ascii="宋体" w:hAnsi="宋体" w:eastAsia="宋体" w:cs="宋体"/>
+                              <w:rFonts w:ascii="宋体" w:eastAsia="宋体" w:hAnsi="宋体" w:cs="宋体" w:hint="eastAsia"/>
                               <w:sz w:val="28"/>
                               <w:szCs w:val="28"/>
                             </w:rPr>
@@ -647,34 +725,42 @@
         </mc:Choice>
         <mc:Fallback>
           <w:pict>
-            <v:shape id="_x0000_s1026" o:spid="_x0000_s1026" o:spt="202" type="#_x0000_t202" style="position:absolute;left:0pt;margin-top:0pt;height:144pt;width:144pt;mso-position-horizontal:outside;mso-position-horizontal-relative:margin;mso-wrap-style:none;z-index:251659264;mso-width-relative:page;mso-height-relative:page;" filled="f" stroked="f" coordsize="21600,21600" o:gfxdata="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">
-              <v:fill on="f" focussize="0,0"/>
-              <v:stroke on="f" weight="0.5pt"/>
-              <v:imagedata o:title=""/>
-              <o:lock v:ext="edit" aspectratio="f"/>
-              <v:textbox inset="0mm,0mm,0mm,0mm" style="mso-fit-shape-to-text:t;">
+            <v:shapetype w14:anchorId="258DFE72" id="_x0000_t202" coordsize="21600,21600" o:spt="202" path="m,l,21600r21600,l21600,xe">
+              <v:stroke joinstyle="miter"/>
+              <v:path gradientshapeok="t" o:connecttype="rect"/>
+            </v:shapetype>
+            <v:shape id="文本框 4" o:spid="_x0000_s1026" type="#_x0000_t202" style="position:absolute;margin-left:92.8pt;margin-top:0;width:2in;height:2in;z-index:251659264;visibility:visible;mso-wrap-style:none;mso-wrap-distance-left:9pt;mso-wrap-distance-top:0;mso-wrap-distance-right:9pt;mso-wrap-distance-bottom:0;mso-position-horizontal:outside;mso-position-horizontal-relative:margin;mso-position-vertical:absolute;mso-position-vertical-relative:text;v-text-anchor:top" o:gfxdata="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" filled="f" stroked="f" strokeweight=".5pt">
+              <v:textbox style="mso-fit-shape-to-text:t" inset="0,0,0,0">
                 <w:txbxContent>
                   <w:p>
                     <w:pPr>
-                      <w:pStyle w:val="11"/>
-                      <w:ind w:left="320" w:leftChars="100" w:right="320" w:rightChars="100"/>
+                      <w:pStyle w:val="a3"/>
+                      <w:ind w:leftChars="100" w:left="320" w:rightChars="100" w:right="320"/>
                       <w:rPr>
-                        <w:rFonts w:hint="eastAsia" w:ascii="宋体" w:hAnsi="宋体" w:eastAsia="宋体" w:cs="宋体"/>
+                        <w:rFonts w:ascii="宋体" w:eastAsia="宋体" w:hAnsi="宋体" w:cs="宋体" w:hint="eastAsia"/>
                         <w:sz w:val="28"/>
                         <w:szCs w:val="28"/>
                       </w:rPr>
                     </w:pPr>
                     <w:r>
                       <w:rPr>
-                        <w:rFonts w:hint="eastAsia" w:ascii="宋体" w:hAnsi="宋体" w:eastAsia="宋体" w:cs="宋体"/>
+                        <w:rFonts w:ascii="宋体" w:eastAsia="宋体" w:hAnsi="宋体" w:cs="宋体" w:hint="eastAsia"/>
                         <w:sz w:val="28"/>
                         <w:szCs w:val="28"/>
                       </w:rPr>
-                      <w:t xml:space="preserve">— </w:t>
+                      <w:t>—</w:t>
                     </w:r>
                     <w:r>
                       <w:rPr>
-                        <w:rFonts w:hint="eastAsia" w:ascii="宋体" w:hAnsi="宋体" w:eastAsia="宋体" w:cs="宋体"/>
+                        <w:rFonts w:ascii="宋体" w:eastAsia="宋体" w:hAnsi="宋体" w:cs="宋体" w:hint="eastAsia"/>
+                        <w:sz w:val="28"/>
+                        <w:szCs w:val="28"/>
+                      </w:rPr>
+                      <w:t xml:space="preserve"> </w:t>
+                    </w:r>
+                    <w:r>
+                      <w:rPr>
+                        <w:rFonts w:ascii="宋体" w:eastAsia="宋体" w:hAnsi="宋体" w:cs="宋体" w:hint="eastAsia"/>
                         <w:sz w:val="28"/>
                         <w:szCs w:val="28"/>
                       </w:rPr>
@@ -682,7 +768,7 @@
                     </w:r>
                     <w:r>
                       <w:rPr>
-                        <w:rFonts w:hint="eastAsia" w:ascii="宋体" w:hAnsi="宋体" w:eastAsia="宋体" w:cs="宋体"/>
+                        <w:rFonts w:ascii="宋体" w:eastAsia="宋体" w:hAnsi="宋体" w:cs="宋体" w:hint="eastAsia"/>
                         <w:sz w:val="28"/>
                         <w:szCs w:val="28"/>
                       </w:rPr>
@@ -690,7 +776,7 @@
                     </w:r>
                     <w:r>
                       <w:rPr>
-                        <w:rFonts w:hint="eastAsia" w:ascii="宋体" w:hAnsi="宋体" w:eastAsia="宋体" w:cs="宋体"/>
+                        <w:rFonts w:ascii="宋体" w:eastAsia="宋体" w:hAnsi="宋体" w:cs="宋体" w:hint="eastAsia"/>
                         <w:sz w:val="28"/>
                         <w:szCs w:val="28"/>
                       </w:rPr>
@@ -698,7 +784,7 @@
                     </w:r>
                     <w:r>
                       <w:rPr>
-                        <w:rFonts w:hint="eastAsia" w:ascii="宋体" w:hAnsi="宋体" w:eastAsia="宋体" w:cs="宋体"/>
+                        <w:rFonts w:ascii="宋体" w:eastAsia="宋体" w:hAnsi="宋体" w:cs="宋体" w:hint="eastAsia"/>
                         <w:sz w:val="28"/>
                         <w:szCs w:val="28"/>
                       </w:rPr>
@@ -706,7 +792,7 @@
                     </w:r>
                     <w:r>
                       <w:rPr>
-                        <w:rFonts w:hint="eastAsia" w:ascii="宋体" w:hAnsi="宋体" w:eastAsia="宋体" w:cs="宋体"/>
+                        <w:rFonts w:ascii="宋体" w:eastAsia="宋体" w:hAnsi="宋体" w:cs="宋体" w:hint="eastAsia"/>
                         <w:sz w:val="28"/>
                         <w:szCs w:val="28"/>
                       </w:rPr>
@@ -714,15 +800,24 @@
                     </w:r>
                     <w:r>
                       <w:rPr>
-                        <w:rFonts w:hint="eastAsia" w:ascii="宋体" w:hAnsi="宋体" w:eastAsia="宋体" w:cs="宋体"/>
+                        <w:rFonts w:ascii="宋体" w:eastAsia="宋体" w:hAnsi="宋体" w:cs="宋体" w:hint="eastAsia"/>
                         <w:sz w:val="28"/>
                         <w:szCs w:val="28"/>
                       </w:rPr>
-                      <w:t xml:space="preserve"> —</w:t>
+                      <w:t xml:space="preserve"> </w:t>
+                    </w:r>
+                    <w:r>
+                      <w:rPr>
+                        <w:rFonts w:ascii="宋体" w:eastAsia="宋体" w:hAnsi="宋体" w:cs="宋体" w:hint="eastAsia"/>
+                        <w:sz w:val="28"/>
+                        <w:szCs w:val="28"/>
+                      </w:rPr>
+                      <w:t>—</w:t>
                     </w:r>
                   </w:p>
                 </w:txbxContent>
               </v:textbox>
+              <w10:wrap anchorx="margin"/>
             </v:shape>
           </w:pict>
         </mc:Fallback>
@@ -733,8 +828,8 @@
 </file>
 
 <file path=word/footnotes.xml><?xml version="1.0" encoding="utf-8"?>
-<w:footnotes xmlns:wpc="http://schemas.microsoft.com/office/word/2010/wordprocessingCanvas" xmlns:mc="http://schemas.openxmlformats.org/markup-compatibility/2006" xmlns:o="urn:schemas-microsoft-com:office:office" xmlns:r="http://schemas.openxmlformats.org/officeDocument/2006/relationships" xmlns:m="http://schemas.openxmlformats.org/officeDocument/2006/math" xmlns:v="urn:schemas-microsoft-com:vml" xmlns:wp14="http://schemas.microsoft.com/office/word/2010/wordprocessingDrawing" xmlns:wp="http://schemas.openxmlformats.org/drawingml/2006/wordprocessingDrawing" xmlns:w="http://schemas.openxmlformats.org/wordprocessingml/2006/main" xmlns:w14="http://schemas.microsoft.com/office/word/2010/wordml" xmlns:w15="http://schemas.microsoft.com/office/word/2012/wordml" xmlns:w10="urn:schemas-microsoft-com:office:word" xmlns:wpg="http://schemas.microsoft.com/office/word/2010/wordprocessingGroup" xmlns:wpi="http://schemas.microsoft.com/office/word/2010/wordprocessingInk" xmlns:wne="http://schemas.microsoft.com/office/word/2006/wordml" xmlns:wps="http://schemas.microsoft.com/office/word/2010/wordprocessingShape" xmlns:wpsCustomData="http://www.wps.cn/officeDocument/2013/wpsCustomData" mc:Ignorable="w14 w15 wp14">
-  <w:footnote w:type="separator" w:id="0">
+<w:footnotes xmlns:wpc="http://schemas.microsoft.com/office/word/2010/wordprocessingCanvas" xmlns:cx="http://schemas.microsoft.com/office/drawing/2014/chartex" xmlns:cx1="http://schemas.microsoft.com/office/drawing/2015/9/8/chartex" xmlns:cx2="http://schemas.microsoft.com/office/drawing/2015/10/21/chartex" xmlns:cx3="http://schemas.microsoft.com/office/drawing/2016/5/9/chartex" xmlns:cx4="http://schemas.microsoft.com/office/drawing/2016/5/10/chartex" xmlns:cx5="http://schemas.microsoft.com/office/drawing/2016/5/11/chartex" xmlns:cx6="http://schemas.microsoft.com/office/drawing/2016/5/12/chartex" xmlns:cx7="http://schemas.microsoft.com/office/drawing/2016/5/13/chartex" xmlns:cx8="http://schemas.microsoft.com/office/drawing/2016/5/14/chartex" xmlns:mc="http://schemas.openxmlformats.org/markup-compatibility/2006" xmlns:aink="http://schemas.microsoft.com/office/drawing/2016/ink" xmlns:am3d="http://schemas.microsoft.com/office/drawing/2017/model3d" xmlns:o="urn:schemas-microsoft-com:office:office" xmlns:oel="http://schemas.microsoft.com/office/2019/extlst" xmlns:r="http://schemas.openxmlformats.org/officeDocument/2006/relationships" xmlns:m="http://schemas.openxmlformats.org/officeDocument/2006/math" xmlns:v="urn:schemas-microsoft-com:vml" xmlns:wp14="http://schemas.microsoft.com/office/word/2010/wordprocessingDrawing" xmlns:wp="http://schemas.openxmlformats.org/drawingml/2006/wordprocessingDrawing" xmlns:w10="urn:schemas-microsoft-com:office:word" xmlns:w="http://schemas.openxmlformats.org/wordprocessingml/2006/main" xmlns:w14="http://schemas.microsoft.com/office/word/2010/wordml" xmlns:w15="http://schemas.microsoft.com/office/word/2012/wordml" xmlns:w16cex="http://schemas.microsoft.com/office/word/2018/wordml/cex" xmlns:w16cid="http://schemas.microsoft.com/office/word/2016/wordml/cid" xmlns:w16="http://schemas.microsoft.com/office/word/2018/wordml" xmlns:w16du="http://schemas.microsoft.com/office/word/2023/wordml/word16du" xmlns:w16sdtdh="http://schemas.microsoft.com/office/word/2020/wordml/sdtdatahash" xmlns:w16sdtfl="http://schemas.microsoft.com/office/word/2024/wordml/sdtformatlock" xmlns:w16se="http://schemas.microsoft.com/office/word/2015/wordml/symex" xmlns:wpg="http://schemas.microsoft.com/office/word/2010/wordprocessingGroup" xmlns:wpi="http://schemas.microsoft.com/office/word/2010/wordprocessingInk" xmlns:wne="http://schemas.microsoft.com/office/word/2006/wordml" xmlns:wps="http://schemas.microsoft.com/office/word/2010/wordprocessingShape" mc:Ignorable="w14 w15 w16se w16cid w16 w16cex w16sdtdh w16sdtfl w16du wp14">
+  <w:footnote w:type="separator" w:id="-1">
     <w:p>
       <w:pPr>
         <w:spacing w:line="240" w:lineRule="auto"/>
@@ -744,7 +839,7 @@
       </w:r>
     </w:p>
   </w:footnote>
-  <w:footnote w:type="continuationSeparator" w:id="1">
+  <w:footnote w:type="continuationSeparator" w:id="0">
     <w:p>
       <w:pPr>
         <w:spacing w:line="240" w:lineRule="auto"/>
@@ -758,369 +853,493 @@
 </file>
 
 <file path=word/styles.xml><?xml version="1.0" encoding="utf-8"?>
-<w:styles xmlns:mc="http://schemas.openxmlformats.org/markup-compatibility/2006" xmlns:o="urn:schemas-microsoft-com:office:office" xmlns:r="http://schemas.openxmlformats.org/officeDocument/2006/relationships" xmlns:m="http://schemas.openxmlformats.org/officeDocument/2006/math" xmlns:v="urn:schemas-microsoft-com:vml" xmlns:w="http://schemas.openxmlformats.org/wordprocessingml/2006/main" xmlns:w14="http://schemas.microsoft.com/office/word/2010/wordml" xmlns:w10="urn:schemas-microsoft-com:office:word" xmlns:sl="http://schemas.openxmlformats.org/schemaLibrary/2006/main" xmlns:wpsCustomData="http://www.wps.cn/officeDocument/2013/wpsCustomData" mc:Ignorable="w14">
+<w:styles xmlns:mc="http://schemas.openxmlformats.org/markup-compatibility/2006" xmlns:r="http://schemas.openxmlformats.org/officeDocument/2006/relationships" xmlns:w="http://schemas.openxmlformats.org/wordprocessingml/2006/main" xmlns:w14="http://schemas.microsoft.com/office/word/2010/wordml" xmlns:w15="http://schemas.microsoft.com/office/word/2012/wordml" xmlns:w16cex="http://schemas.microsoft.com/office/word/2018/wordml/cex" xmlns:w16cid="http://schemas.microsoft.com/office/word/2016/wordml/cid" xmlns:w16="http://schemas.microsoft.com/office/word/2018/wordml" xmlns:w16du="http://schemas.microsoft.com/office/word/2023/wordml/word16du" xmlns:w16sdtdh="http://schemas.microsoft.com/office/word/2020/wordml/sdtdatahash" xmlns:w16sdtfl="http://schemas.microsoft.com/office/word/2024/wordml/sdtformatlock" xmlns:w16se="http://schemas.microsoft.com/office/word/2015/wordml/symex" mc:Ignorable="w14 w15 w16se w16cid w16 w16cex w16sdtdh w16sdtfl w16du">
   <w:docDefaults>
     <w:rPrDefault>
       <w:rPr>
-        <w:rFonts w:asciiTheme="minorHAnsi" w:hAnsiTheme="minorHAnsi" w:eastAsiaTheme="minorEastAsia" w:cstheme="minorBidi"/>
+        <w:rFonts w:asciiTheme="minorHAnsi" w:eastAsiaTheme="minorEastAsia" w:hAnsiTheme="minorHAnsi" w:cstheme="minorBidi"/>
+        <w:lang w:val="en-US" w:eastAsia="zh-CN" w:bidi="ar-SA"/>
       </w:rPr>
     </w:rPrDefault>
     <w:pPrDefault/>
   </w:docDefaults>
-  <w:latentStyles w:count="260" w:defQFormat="0" w:defUnhideWhenUsed="1" w:defSemiHidden="1" w:defUIPriority="99" w:defLockedState="0">
-    <w:lsdException w:qFormat="1" w:unhideWhenUsed="0" w:uiPriority="0" w:semiHidden="0" w:name="Normal"/>
-    <w:lsdException w:qFormat="1" w:unhideWhenUsed="0" w:uiPriority="9" w:semiHidden="0" w:name="heading 1"/>
-    <w:lsdException w:qFormat="1" w:uiPriority="9" w:name="heading 2"/>
-    <w:lsdException w:qFormat="1" w:uiPriority="9" w:name="heading 3"/>
-    <w:lsdException w:qFormat="1" w:uiPriority="9" w:name="heading 4"/>
-    <w:lsdException w:qFormat="1" w:uiPriority="9" w:name="heading 5"/>
-    <w:lsdException w:qFormat="1" w:uiPriority="9" w:name="heading 6"/>
-    <w:lsdException w:qFormat="1" w:uiPriority="9" w:name="heading 7"/>
-    <w:lsdException w:qFormat="1" w:uiPriority="9" w:name="heading 8"/>
-    <w:lsdException w:qFormat="1" w:uiPriority="9" w:name="heading 9"/>
-    <w:lsdException w:uiPriority="99" w:name="index 1"/>
-    <w:lsdException w:uiPriority="99" w:name="index 2"/>
-    <w:lsdException w:uiPriority="99" w:name="index 3"/>
-    <w:lsdException w:uiPriority="99" w:name="index 4"/>
-    <w:lsdException w:uiPriority="99" w:name="index 5"/>
-    <w:lsdException w:uiPriority="99" w:name="index 6"/>
-    <w:lsdException w:uiPriority="99" w:name="index 7"/>
-    <w:lsdException w:uiPriority="99" w:name="index 8"/>
-    <w:lsdException w:uiPriority="99" w:name="index 9"/>
-    <w:lsdException w:uiPriority="39" w:name="toc 1"/>
-    <w:lsdException w:uiPriority="39" w:name="toc 2"/>
-    <w:lsdException w:uiPriority="39" w:name="toc 3"/>
-    <w:lsdException w:uiPriority="39" w:name="toc 4"/>
-    <w:lsdException w:uiPriority="39" w:name="toc 5"/>
-    <w:lsdException w:uiPriority="39" w:name="toc 6"/>
-    <w:lsdException w:uiPriority="39" w:name="toc 7"/>
-    <w:lsdException w:uiPriority="39" w:name="toc 8"/>
-    <w:lsdException w:uiPriority="39" w:name="toc 9"/>
-    <w:lsdException w:uiPriority="99" w:name="Normal Indent"/>
-    <w:lsdException w:uiPriority="99" w:name="footnote text"/>
-    <w:lsdException w:uiPriority="99" w:name="annotation text"/>
-    <w:lsdException w:qFormat="1" w:uiPriority="99" w:semiHidden="0" w:name="header"/>
-    <w:lsdException w:qFormat="1" w:uiPriority="99" w:semiHidden="0" w:name="footer"/>
-    <w:lsdException w:uiPriority="99" w:name="index heading"/>
-    <w:lsdException w:qFormat="1" w:uiPriority="35" w:name="caption"/>
-    <w:lsdException w:uiPriority="99" w:name="table of figures"/>
-    <w:lsdException w:uiPriority="99" w:name="envelope address"/>
-    <w:lsdException w:uiPriority="99" w:name="envelope return"/>
-    <w:lsdException w:uiPriority="99" w:name="footnote reference"/>
-    <w:lsdException w:uiPriority="99" w:name="annotation reference"/>
-    <w:lsdException w:uiPriority="99" w:name="line number"/>
-    <w:lsdException w:uiPriority="99" w:name="page number"/>
-    <w:lsdException w:uiPriority="99" w:name="endnote reference"/>
-    <w:lsdException w:uiPriority="99" w:name="endnote text"/>
-    <w:lsdException w:uiPriority="99" w:name="table of authorities"/>
-    <w:lsdException w:uiPriority="99" w:name="macro"/>
-    <w:lsdException w:uiPriority="99" w:name="toa heading"/>
-    <w:lsdException w:uiPriority="99" w:name="List"/>
-    <w:lsdException w:uiPriority="99" w:name="List Bullet"/>
-    <w:lsdException w:uiPriority="99" w:name="List Number"/>
-    <w:lsdException w:uiPriority="99" w:name="List 2"/>
-    <w:lsdException w:uiPriority="99" w:name="List 3"/>
-    <w:lsdException w:uiPriority="99" w:name="List 4"/>
-    <w:lsdException w:uiPriority="99" w:name="List 5"/>
-    <w:lsdException w:uiPriority="99" w:name="List Bullet 2"/>
-    <w:lsdException w:uiPriority="99" w:name="List Bullet 3"/>
-    <w:lsdException w:uiPriority="99" w:name="List Bullet 4"/>
-    <w:lsdException w:uiPriority="99" w:name="List Bullet 5"/>
-    <w:lsdException w:uiPriority="99" w:name="List Number 2"/>
-    <w:lsdException w:uiPriority="99" w:name="List Number 3"/>
-    <w:lsdException w:uiPriority="99" w:name="List Number 4"/>
-    <w:lsdException w:uiPriority="99" w:name="List Number 5"/>
-    <w:lsdException w:qFormat="1" w:unhideWhenUsed="0" w:uiPriority="10" w:semiHidden="0" w:name="Title"/>
-    <w:lsdException w:uiPriority="99" w:name="Closing"/>
-    <w:lsdException w:uiPriority="99" w:name="Signature"/>
-    <w:lsdException w:uiPriority="1" w:name="Default Paragraph Font"/>
-    <w:lsdException w:uiPriority="99" w:name="Body Text"/>
-    <w:lsdException w:uiPriority="99" w:name="Body Text Indent"/>
-    <w:lsdException w:uiPriority="99" w:name="List Continue"/>
-    <w:lsdException w:uiPriority="99" w:name="List Continue 2"/>
-    <w:lsdException w:uiPriority="99" w:name="List Continue 3"/>
-    <w:lsdException w:uiPriority="99" w:name="List Continue 4"/>
-    <w:lsdException w:uiPriority="99" w:name="List Continue 5"/>
-    <w:lsdException w:uiPriority="99" w:name="Message Header"/>
-    <w:lsdException w:qFormat="1" w:unhideWhenUsed="0" w:uiPriority="11" w:semiHidden="0" w:name="Subtitle"/>
-    <w:lsdException w:uiPriority="99" w:name="Salutation"/>
-    <w:lsdException w:uiPriority="99" w:name="Date"/>
-    <w:lsdException w:uiPriority="99" w:name="Body Text First Indent"/>
-    <w:lsdException w:uiPriority="99" w:name="Body Text First Indent 2"/>
-    <w:lsdException w:uiPriority="99" w:name="Note Heading"/>
-    <w:lsdException w:uiPriority="99" w:name="Body Text 2"/>
-    <w:lsdException w:uiPriority="99" w:name="Body Text 3"/>
-    <w:lsdException w:uiPriority="99" w:name="Body Text Indent 2"/>
-    <w:lsdException w:uiPriority="99" w:name="Body Text Indent 3"/>
-    <w:lsdException w:uiPriority="99" w:name="Block Text"/>
-    <w:lsdException w:uiPriority="99" w:name="Hyperlink"/>
-    <w:lsdException w:uiPriority="99" w:name="FollowedHyperlink"/>
-    <w:lsdException w:qFormat="1" w:unhideWhenUsed="0" w:uiPriority="22" w:semiHidden="0" w:name="Strong"/>
-    <w:lsdException w:qFormat="1" w:unhideWhenUsed="0" w:uiPriority="20" w:semiHidden="0" w:name="Emphasis"/>
-    <w:lsdException w:uiPriority="99" w:name="Document Map"/>
-    <w:lsdException w:uiPriority="99" w:name="Plain Text"/>
-    <w:lsdException w:uiPriority="99" w:name="E-mail Signature"/>
-    <w:lsdException w:uiPriority="99" w:name="Normal (Web)"/>
-    <w:lsdException w:uiPriority="99" w:name="HTML Acronym"/>
-    <w:lsdException w:uiPriority="99" w:name="HTML Address"/>
-    <w:lsdException w:uiPriority="99" w:name="HTML Cite"/>
-    <w:lsdException w:uiPriority="99" w:name="HTML Code"/>
-    <w:lsdException w:uiPriority="99" w:name="HTML Definition"/>
-    <w:lsdException w:uiPriority="99" w:name="HTML Keyboard"/>
-    <w:lsdException w:uiPriority="99" w:name="HTML Preformatted"/>
-    <w:lsdException w:uiPriority="99" w:name="HTML Sample"/>
-    <w:lsdException w:uiPriority="99" w:name="HTML Typewriter"/>
-    <w:lsdException w:uiPriority="99" w:name="HTML Variable"/>
-    <w:lsdException w:qFormat="1" w:uiPriority="99" w:name="Normal Table"/>
-    <w:lsdException w:uiPriority="99" w:name="annotation subject"/>
-    <w:lsdException w:uiPriority="99" w:name="Table Simple 1"/>
-    <w:lsdException w:uiPriority="99" w:name="Table Simple 2"/>
-    <w:lsdException w:uiPriority="99" w:name="Table Simple 3"/>
-    <w:lsdException w:uiPriority="99" w:name="Table Classic 1"/>
-    <w:lsdException w:uiPriority="99" w:name="Table Classic 2"/>
-    <w:lsdException w:uiPriority="99" w:name="Table Classic 3"/>
-    <w:lsdException w:uiPriority="99" w:name="Table Classic 4"/>
-    <w:lsdException w:uiPriority="99" w:name="Table Colorful 1"/>
-    <w:lsdException w:uiPriority="99" w:name="Table Colorful 2"/>
-    <w:lsdException w:uiPriority="99" w:name="Table Colorful 3"/>
-    <w:lsdException w:uiPriority="99" w:name="Table Columns 1"/>
-    <w:lsdException w:uiPriority="99" w:name="Table Columns 2"/>
-    <w:lsdException w:uiPriority="99" w:name="Table Columns 3"/>
-    <w:lsdException w:uiPriority="99" w:name="Table Columns 4"/>
-    <w:lsdException w:uiPriority="99" w:name="Table Columns 5"/>
-    <w:lsdException w:uiPriority="99" w:name="Table Grid 1"/>
-    <w:lsdException w:uiPriority="99" w:name="Table Grid 2"/>
-    <w:lsdException w:uiPriority="99" w:name="Table Grid 3"/>
-    <w:lsdException w:uiPriority="99" w:name="Table Grid 4"/>
-    <w:lsdException w:uiPriority="99" w:name="Table Grid 5"/>
-    <w:lsdException w:uiPriority="99" w:name="Table Grid 6"/>
-    <w:lsdException w:uiPriority="99" w:name="Table Grid 7"/>
-    <w:lsdException w:uiPriority="99" w:name="Table Grid 8"/>
-    <w:lsdException w:uiPriority="99" w:name="Table List 1"/>
-    <w:lsdException w:uiPriority="99" w:name="Table List 2"/>
-    <w:lsdException w:uiPriority="99" w:name="Table List 3"/>
-    <w:lsdException w:uiPriority="99" w:name="Table List 4"/>
-    <w:lsdException w:uiPriority="99" w:name="Table List 5"/>
-    <w:lsdException w:uiPriority="99" w:name="Table List 6"/>
-    <w:lsdException w:uiPriority="99" w:name="Table List 7"/>
-    <w:lsdException w:uiPriority="99" w:name="Table List 8"/>
-    <w:lsdException w:uiPriority="99" w:name="Table 3D effects 1"/>
-    <w:lsdException w:uiPriority="99" w:name="Table 3D effects 2"/>
-    <w:lsdException w:uiPriority="99" w:name="Table 3D effects 3"/>
-    <w:lsdException w:uiPriority="99" w:name="Table Contemporary"/>
-    <w:lsdException w:uiPriority="99" w:name="Table Elegant"/>
-    <w:lsdException w:uiPriority="99" w:name="Table Professional"/>
-    <w:lsdException w:uiPriority="99" w:name="Table Subtle 1"/>
-    <w:lsdException w:uiPriority="99" w:name="Table Subtle 2"/>
-    <w:lsdException w:uiPriority="99" w:name="Table Web 1"/>
-    <w:lsdException w:uiPriority="99" w:name="Table Web 2"/>
-    <w:lsdException w:uiPriority="99" w:name="Table Web 3"/>
-    <w:lsdException w:uiPriority="99" w:name="Balloon Text"/>
-    <w:lsdException w:qFormat="1" w:unhideWhenUsed="0" w:uiPriority="39" w:semiHidden="0" w:name="Table Grid"/>
-    <w:lsdException w:uiPriority="99" w:name="Table Theme"/>
-    <w:lsdException w:unhideWhenUsed="0" w:uiPriority="60" w:semiHidden="0" w:name="Light Shading"/>
-    <w:lsdException w:unhideWhenUsed="0" w:uiPriority="61" w:semiHidden="0" w:name="Light List"/>
-    <w:lsdException w:unhideWhenUsed="0" w:uiPriority="62" w:semiHidden="0" w:name="Light Grid"/>
-    <w:lsdException w:unhideWhenUsed="0" w:uiPriority="63" w:semiHidden="0" w:name="Medium Shading 1"/>
-    <w:lsdException w:unhideWhenUsed="0" w:uiPriority="64" w:semiHidden="0" w:name="Medium Shading 2"/>
-    <w:lsdException w:unhideWhenUsed="0" w:uiPriority="65" w:semiHidden="0" w:name="Medium List 1"/>
-    <w:lsdException w:unhideWhenUsed="0" w:uiPriority="66" w:semiHidden="0" w:name="Medium List 2"/>
-    <w:lsdException w:unhideWhenUsed="0" w:uiPriority="67" w:semiHidden="0" w:name="Medium Grid 1"/>
-    <w:lsdException w:unhideWhenUsed="0" w:uiPriority="68" w:semiHidden="0" w:name="Medium Grid 2"/>
-    <w:lsdException w:unhideWhenUsed="0" w:uiPriority="69" w:semiHidden="0" w:name="Medium Grid 3"/>
-    <w:lsdException w:unhideWhenUsed="0" w:uiPriority="70" w:semiHidden="0" w:name="Dark List"/>
-    <w:lsdException w:unhideWhenUsed="0" w:uiPriority="71" w:semiHidden="0" w:name="Colorful Shading"/>
-    <w:lsdException w:unhideWhenUsed="0" w:uiPriority="72" w:semiHidden="0" w:name="Colorful List"/>
-    <w:lsdException w:unhideWhenUsed="0" w:uiPriority="73" w:semiHidden="0" w:name="Colorful Grid"/>
-    <w:lsdException w:unhideWhenUsed="0" w:uiPriority="60" w:semiHidden="0" w:name="Light Shading Accent 1"/>
-    <w:lsdException w:unhideWhenUsed="0" w:uiPriority="61" w:semiHidden="0" w:name="Light List Accent 1"/>
-    <w:lsdException w:unhideWhenUsed="0" w:uiPriority="62" w:semiHidden="0" w:name="Light Grid Accent 1"/>
-    <w:lsdException w:unhideWhenUsed="0" w:uiPriority="63" w:semiHidden="0" w:name="Medium Shading 1 Accent 1"/>
-    <w:lsdException w:unhideWhenUsed="0" w:uiPriority="64" w:semiHidden="0" w:name="Medium Shading 2 Accent 1"/>
-    <w:lsdException w:unhideWhenUsed="0" w:uiPriority="65" w:semiHidden="0" w:name="Medium List 1 Accent 1"/>
-    <w:lsdException w:qFormat="1" w:unhideWhenUsed="0" w:uiPriority="34" w:semiHidden="0" w:name="List Paragraph"/>
-    <w:lsdException w:qFormat="1" w:unhideWhenUsed="0" w:uiPriority="29" w:semiHidden="0" w:name="Quote"/>
-    <w:lsdException w:qFormat="1" w:unhideWhenUsed="0" w:uiPriority="30" w:semiHidden="0" w:name="Intense Quote"/>
-    <w:lsdException w:unhideWhenUsed="0" w:uiPriority="66" w:semiHidden="0" w:name="Medium List 2 Accent 1"/>
-    <w:lsdException w:unhideWhenUsed="0" w:uiPriority="67" w:semiHidden="0" w:name="Medium Grid 1 Accent 1"/>
-    <w:lsdException w:unhideWhenUsed="0" w:uiPriority="68" w:semiHidden="0" w:name="Medium Grid 2 Accent 1"/>
-    <w:lsdException w:unhideWhenUsed="0" w:uiPriority="69" w:semiHidden="0" w:name="Medium Grid 3 Accent 1"/>
-    <w:lsdException w:unhideWhenUsed="0" w:uiPriority="70" w:semiHidden="0" w:name="Dark List Accent 1"/>
-    <w:lsdException w:unhideWhenUsed="0" w:uiPriority="71" w:semiHidden="0" w:name="Colorful Shading Accent 1"/>
-    <w:lsdException w:unhideWhenUsed="0" w:uiPriority="72" w:semiHidden="0" w:name="Colorful List Accent 1"/>
-    <w:lsdException w:unhideWhenUsed="0" w:uiPriority="73" w:semiHidden="0" w:name="Colorful Grid Accent 1"/>
-    <w:lsdException w:unhideWhenUsed="0" w:uiPriority="60" w:semiHidden="0" w:name="Light Shading Accent 2"/>
-    <w:lsdException w:unhideWhenUsed="0" w:uiPriority="61" w:semiHidden="0" w:name="Light List Accent 2"/>
-    <w:lsdException w:unhideWhenUsed="0" w:uiPriority="62" w:semiHidden="0" w:name="Light Grid Accent 2"/>
-    <w:lsdException w:unhideWhenUsed="0" w:uiPriority="63" w:semiHidden="0" w:name="Medium Shading 1 Accent 2"/>
-    <w:lsdException w:unhideWhenUsed="0" w:uiPriority="64" w:semiHidden="0" w:name="Medium Shading 2 Accent 2"/>
-    <w:lsdException w:unhideWhenUsed="0" w:uiPriority="65" w:semiHidden="0" w:name="Medium List 1 Accent 2"/>
-    <w:lsdException w:unhideWhenUsed="0" w:uiPriority="66" w:semiHidden="0" w:name="Medium List 2 Accent 2"/>
-    <w:lsdException w:unhideWhenUsed="0" w:uiPriority="67" w:semiHidden="0" w:name="Medium Grid 1 Accent 2"/>
-    <w:lsdException w:unhideWhenUsed="0" w:uiPriority="68" w:semiHidden="0" w:name="Medium Grid 2 Accent 2"/>
-    <w:lsdException w:unhideWhenUsed="0" w:uiPriority="69" w:semiHidden="0" w:name="Medium Grid 3 Accent 2"/>
-    <w:lsdException w:unhideWhenUsed="0" w:uiPriority="70" w:semiHidden="0" w:name="Dark List Accent 2"/>
-    <w:lsdException w:unhideWhenUsed="0" w:uiPriority="71" w:semiHidden="0" w:name="Colorful Shading Accent 2"/>
-    <w:lsdException w:unhideWhenUsed="0" w:uiPriority="72" w:semiHidden="0" w:name="Colorful List Accent 2"/>
-    <w:lsdException w:unhideWhenUsed="0" w:uiPriority="73" w:semiHidden="0" w:name="Colorful Grid Accent 2"/>
-    <w:lsdException w:unhideWhenUsed="0" w:uiPriority="60" w:semiHidden="0" w:name="Light Shading Accent 3"/>
-    <w:lsdException w:unhideWhenUsed="0" w:uiPriority="61" w:semiHidden="0" w:name="Light List Accent 3"/>
-    <w:lsdException w:unhideWhenUsed="0" w:uiPriority="62" w:semiHidden="0" w:name="Light Grid Accent 3"/>
-    <w:lsdException w:unhideWhenUsed="0" w:uiPriority="63" w:semiHidden="0" w:name="Medium Shading 1 Accent 3"/>
-    <w:lsdException w:unhideWhenUsed="0" w:uiPriority="64" w:semiHidden="0" w:name="Medium Shading 2 Accent 3"/>
-    <w:lsdException w:unhideWhenUsed="0" w:uiPriority="65" w:semiHidden="0" w:name="Medium List 1 Accent 3"/>
-    <w:lsdException w:unhideWhenUsed="0" w:uiPriority="66" w:semiHidden="0" w:name="Medium List 2 Accent 3"/>
-    <w:lsdException w:unhideWhenUsed="0" w:uiPriority="67" w:semiHidden="0" w:name="Medium Grid 1 Accent 3"/>
-    <w:lsdException w:unhideWhenUsed="0" w:uiPriority="68" w:semiHidden="0" w:name="Medium Grid 2 Accent 3"/>
-    <w:lsdException w:unhideWhenUsed="0" w:uiPriority="69" w:semiHidden="0" w:name="Medium Grid 3 Accent 3"/>
-    <w:lsdException w:unhideWhenUsed="0" w:uiPriority="70" w:semiHidden="0" w:name="Dark List Accent 3"/>
-    <w:lsdException w:unhideWhenUsed="0" w:uiPriority="71" w:semiHidden="0" w:name="Colorful Shading Accent 3"/>
-    <w:lsdException w:unhideWhenUsed="0" w:uiPriority="72" w:semiHidden="0" w:name="Colorful List Accent 3"/>
-    <w:lsdException w:unhideWhenUsed="0" w:uiPriority="73" w:semiHidden="0" w:name="Colorful Grid Accent 3"/>
-    <w:lsdException w:unhideWhenUsed="0" w:uiPriority="60" w:semiHidden="0" w:name="Light Shading Accent 4"/>
-    <w:lsdException w:unhideWhenUsed="0" w:uiPriority="61" w:semiHidden="0" w:name="Light List Accent 4"/>
-    <w:lsdException w:unhideWhenUsed="0" w:uiPriority="62" w:semiHidden="0" w:name="Light Grid Accent 4"/>
-    <w:lsdException w:unhideWhenUsed="0" w:uiPriority="63" w:semiHidden="0" w:name="Medium Shading 1 Accent 4"/>
-    <w:lsdException w:unhideWhenUsed="0" w:uiPriority="64" w:semiHidden="0" w:name="Medium Shading 2 Accent 4"/>
-    <w:lsdException w:unhideWhenUsed="0" w:uiPriority="65" w:semiHidden="0" w:name="Medium List 1 Accent 4"/>
-    <w:lsdException w:unhideWhenUsed="0" w:uiPriority="66" w:semiHidden="0" w:name="Medium List 2 Accent 4"/>
-    <w:lsdException w:unhideWhenUsed="0" w:uiPriority="67" w:semiHidden="0" w:name="Medium Grid 1 Accent 4"/>
-    <w:lsdException w:unhideWhenUsed="0" w:uiPriority="68" w:semiHidden="0" w:name="Medium Grid 2 Accent 4"/>
-    <w:lsdException w:unhideWhenUsed="0" w:uiPriority="69" w:semiHidden="0" w:name="Medium Grid 3 Accent 4"/>
-    <w:lsdException w:unhideWhenUsed="0" w:uiPriority="70" w:semiHidden="0" w:name="Dark List Accent 4"/>
-    <w:lsdException w:unhideWhenUsed="0" w:uiPriority="71" w:semiHidden="0" w:name="Colorful Shading Accent 4"/>
-    <w:lsdException w:unhideWhenUsed="0" w:uiPriority="72" w:semiHidden="0" w:name="Colorful List Accent 4"/>
-    <w:lsdException w:unhideWhenUsed="0" w:uiPriority="73" w:semiHidden="0" w:name="Colorful Grid Accent 4"/>
-    <w:lsdException w:unhideWhenUsed="0" w:uiPriority="60" w:semiHidden="0" w:name="Light Shading Accent 5"/>
-    <w:lsdException w:unhideWhenUsed="0" w:uiPriority="61" w:semiHidden="0" w:name="Light List Accent 5"/>
-    <w:lsdException w:unhideWhenUsed="0" w:uiPriority="62" w:semiHidden="0" w:name="Light Grid Accent 5"/>
-    <w:lsdException w:unhideWhenUsed="0" w:uiPriority="63" w:semiHidden="0" w:name="Medium Shading 1 Accent 5"/>
-    <w:lsdException w:unhideWhenUsed="0" w:uiPriority="64" w:semiHidden="0" w:name="Medium Shading 2 Accent 5"/>
-    <w:lsdException w:unhideWhenUsed="0" w:uiPriority="65" w:semiHidden="0" w:name="Medium List 1 Accent 5"/>
-    <w:lsdException w:unhideWhenUsed="0" w:uiPriority="66" w:semiHidden="0" w:name="Medium List 2 Accent 5"/>
-    <w:lsdException w:unhideWhenUsed="0" w:uiPriority="67" w:semiHidden="0" w:name="Medium Grid 1 Accent 5"/>
-    <w:lsdException w:unhideWhenUsed="0" w:uiPriority="68" w:semiHidden="0" w:name="Medium Grid 2 Accent 5"/>
-    <w:lsdException w:unhideWhenUsed="0" w:uiPriority="69" w:semiHidden="0" w:name="Medium Grid 3 Accent 5"/>
-    <w:lsdException w:unhideWhenUsed="0" w:uiPriority="70" w:semiHidden="0" w:name="Dark List Accent 5"/>
-    <w:lsdException w:unhideWhenUsed="0" w:uiPriority="71" w:semiHidden="0" w:name="Colorful Shading Accent 5"/>
-    <w:lsdException w:unhideWhenUsed="0" w:uiPriority="72" w:semiHidden="0" w:name="Colorful List Accent 5"/>
-    <w:lsdException w:unhideWhenUsed="0" w:uiPriority="73" w:semiHidden="0" w:name="Colorful Grid Accent 5"/>
-    <w:lsdException w:unhideWhenUsed="0" w:uiPriority="60" w:semiHidden="0" w:name="Light Shading Accent 6"/>
-    <w:lsdException w:unhideWhenUsed="0" w:uiPriority="61" w:semiHidden="0" w:name="Light List Accent 6"/>
-    <w:lsdException w:unhideWhenUsed="0" w:uiPriority="62" w:semiHidden="0" w:name="Light Grid Accent 6"/>
-    <w:lsdException w:unhideWhenUsed="0" w:uiPriority="63" w:semiHidden="0" w:name="Medium Shading 1 Accent 6"/>
-    <w:lsdException w:unhideWhenUsed="0" w:uiPriority="64" w:semiHidden="0" w:name="Medium Shading 2 Accent 6"/>
-    <w:lsdException w:unhideWhenUsed="0" w:uiPriority="65" w:semiHidden="0" w:name="Medium List 1 Accent 6"/>
-    <w:lsdException w:unhideWhenUsed="0" w:uiPriority="66" w:semiHidden="0" w:name="Medium List 2 Accent 6"/>
-    <w:lsdException w:unhideWhenUsed="0" w:uiPriority="67" w:semiHidden="0" w:name="Medium Grid 1 Accent 6"/>
-    <w:lsdException w:unhideWhenUsed="0" w:uiPriority="68" w:semiHidden="0" w:name="Medium Grid 2 Accent 6"/>
-    <w:lsdException w:unhideWhenUsed="0" w:uiPriority="69" w:semiHidden="0" w:name="Medium Grid 3 Accent 6"/>
-    <w:lsdException w:unhideWhenUsed="0" w:uiPriority="70" w:semiHidden="0" w:name="Dark List Accent 6"/>
-    <w:lsdException w:unhideWhenUsed="0" w:uiPriority="71" w:semiHidden="0" w:name="Colorful Shading Accent 6"/>
-    <w:lsdException w:unhideWhenUsed="0" w:uiPriority="72" w:semiHidden="0" w:name="Colorful List Accent 6"/>
-    <w:lsdException w:unhideWhenUsed="0" w:uiPriority="73" w:semiHidden="0" w:name="Colorful Grid Accent 6"/>
+  <w:latentStyles w:defLockedState="0" w:defUIPriority="99" w:defSemiHidden="0" w:defUnhideWhenUsed="0" w:defQFormat="0" w:count="376">
+    <w:lsdException w:name="Normal" w:uiPriority="0" w:qFormat="1"/>
+    <w:lsdException w:name="heading 1" w:uiPriority="9" w:qFormat="1"/>
+    <w:lsdException w:name="heading 2" w:semiHidden="1" w:uiPriority="9" w:unhideWhenUsed="1" w:qFormat="1"/>
+    <w:lsdException w:name="heading 3" w:semiHidden="1" w:uiPriority="9" w:unhideWhenUsed="1" w:qFormat="1"/>
+    <w:lsdException w:name="heading 4" w:semiHidden="1" w:uiPriority="9" w:unhideWhenUsed="1" w:qFormat="1"/>
+    <w:lsdException w:name="heading 5" w:semiHidden="1" w:uiPriority="9" w:unhideWhenUsed="1" w:qFormat="1"/>
+    <w:lsdException w:name="heading 6" w:semiHidden="1" w:uiPriority="9" w:unhideWhenUsed="1" w:qFormat="1"/>
+    <w:lsdException w:name="heading 7" w:semiHidden="1" w:uiPriority="9" w:unhideWhenUsed="1" w:qFormat="1"/>
+    <w:lsdException w:name="heading 8" w:semiHidden="1" w:uiPriority="9" w:unhideWhenUsed="1" w:qFormat="1"/>
+    <w:lsdException w:name="heading 9" w:semiHidden="1" w:uiPriority="9" w:unhideWhenUsed="1" w:qFormat="1"/>
+    <w:lsdException w:name="index 1" w:semiHidden="1" w:unhideWhenUsed="1"/>
+    <w:lsdException w:name="index 2" w:semiHidden="1" w:unhideWhenUsed="1"/>
+    <w:lsdException w:name="index 3" w:semiHidden="1" w:unhideWhenUsed="1"/>
+    <w:lsdException w:name="index 4" w:semiHidden="1" w:unhideWhenUsed="1"/>
+    <w:lsdException w:name="index 5" w:semiHidden="1" w:unhideWhenUsed="1"/>
+    <w:lsdException w:name="index 6" w:semiHidden="1" w:unhideWhenUsed="1"/>
+    <w:lsdException w:name="index 7" w:semiHidden="1" w:unhideWhenUsed="1"/>
+    <w:lsdException w:name="index 8" w:semiHidden="1" w:unhideWhenUsed="1"/>
+    <w:lsdException w:name="index 9" w:semiHidden="1" w:unhideWhenUsed="1"/>
+    <w:lsdException w:name="toc 1" w:semiHidden="1" w:uiPriority="39" w:unhideWhenUsed="1"/>
+    <w:lsdException w:name="toc 2" w:semiHidden="1" w:uiPriority="39" w:unhideWhenUsed="1"/>
+    <w:lsdException w:name="toc 3" w:semiHidden="1" w:uiPriority="39" w:unhideWhenUsed="1"/>
+    <w:lsdException w:name="toc 4" w:semiHidden="1" w:uiPriority="39" w:unhideWhenUsed="1"/>
+    <w:lsdException w:name="toc 5" w:semiHidden="1" w:uiPriority="39" w:unhideWhenUsed="1"/>
+    <w:lsdException w:name="toc 6" w:semiHidden="1" w:uiPriority="39" w:unhideWhenUsed="1"/>
+    <w:lsdException w:name="toc 7" w:semiHidden="1" w:uiPriority="39" w:unhideWhenUsed="1"/>
+    <w:lsdException w:name="toc 8" w:semiHidden="1" w:uiPriority="39" w:unhideWhenUsed="1"/>
+    <w:lsdException w:name="toc 9" w:semiHidden="1" w:uiPriority="39" w:unhideWhenUsed="1"/>
+    <w:lsdException w:name="Normal Indent" w:semiHidden="1" w:unhideWhenUsed="1"/>
+    <w:lsdException w:name="footnote text" w:semiHidden="1" w:unhideWhenUsed="1"/>
+    <w:lsdException w:name="annotation text" w:semiHidden="1" w:unhideWhenUsed="1"/>
+    <w:lsdException w:name="header" w:unhideWhenUsed="1" w:qFormat="1"/>
+    <w:lsdException w:name="footer" w:unhideWhenUsed="1" w:qFormat="1"/>
+    <w:lsdException w:name="index heading" w:semiHidden="1" w:unhideWhenUsed="1"/>
+    <w:lsdException w:name="caption" w:semiHidden="1" w:uiPriority="35" w:unhideWhenUsed="1" w:qFormat="1"/>
+    <w:lsdException w:name="table of figures" w:semiHidden="1" w:unhideWhenUsed="1"/>
+    <w:lsdException w:name="envelope address" w:semiHidden="1" w:unhideWhenUsed="1"/>
+    <w:lsdException w:name="envelope return" w:semiHidden="1" w:unhideWhenUsed="1"/>
+    <w:lsdException w:name="footnote reference" w:semiHidden="1" w:unhideWhenUsed="1"/>
+    <w:lsdException w:name="annotation reference" w:semiHidden="1" w:unhideWhenUsed="1"/>
+    <w:lsdException w:name="line number" w:semiHidden="1" w:unhideWhenUsed="1"/>
+    <w:lsdException w:name="page number" w:semiHidden="1" w:unhideWhenUsed="1"/>
+    <w:lsdException w:name="endnote reference" w:semiHidden="1" w:unhideWhenUsed="1"/>
+    <w:lsdException w:name="endnote text" w:semiHidden="1" w:unhideWhenUsed="1"/>
+    <w:lsdException w:name="table of authorities" w:semiHidden="1" w:unhideWhenUsed="1"/>
+    <w:lsdException w:name="macro" w:semiHidden="1" w:unhideWhenUsed="1"/>
+    <w:lsdException w:name="toa heading" w:semiHidden="1" w:unhideWhenUsed="1"/>
+    <w:lsdException w:name="List" w:semiHidden="1" w:unhideWhenUsed="1"/>
+    <w:lsdException w:name="List Bullet" w:semiHidden="1" w:unhideWhenUsed="1"/>
+    <w:lsdException w:name="List Number" w:semiHidden="1" w:unhideWhenUsed="1"/>
+    <w:lsdException w:name="List 2" w:semiHidden="1" w:unhideWhenUsed="1"/>
+    <w:lsdException w:name="List 3" w:semiHidden="1" w:unhideWhenUsed="1"/>
+    <w:lsdException w:name="List 4" w:semiHidden="1" w:unhideWhenUsed="1"/>
+    <w:lsdException w:name="List 5" w:semiHidden="1" w:unhideWhenUsed="1"/>
+    <w:lsdException w:name="List Bullet 2" w:semiHidden="1" w:unhideWhenUsed="1"/>
+    <w:lsdException w:name="List Bullet 3" w:semiHidden="1" w:unhideWhenUsed="1"/>
+    <w:lsdException w:name="List Bullet 4" w:semiHidden="1" w:unhideWhenUsed="1"/>
+    <w:lsdException w:name="List Bullet 5" w:semiHidden="1" w:unhideWhenUsed="1"/>
+    <w:lsdException w:name="List Number 2" w:semiHidden="1" w:unhideWhenUsed="1"/>
+    <w:lsdException w:name="List Number 3" w:semiHidden="1" w:unhideWhenUsed="1"/>
+    <w:lsdException w:name="List Number 4" w:semiHidden="1" w:unhideWhenUsed="1"/>
+    <w:lsdException w:name="List Number 5" w:semiHidden="1" w:unhideWhenUsed="1"/>
+    <w:lsdException w:name="Title" w:uiPriority="10" w:qFormat="1"/>
+    <w:lsdException w:name="Closing" w:semiHidden="1" w:unhideWhenUsed="1"/>
+    <w:lsdException w:name="Signature" w:semiHidden="1" w:unhideWhenUsed="1"/>
+    <w:lsdException w:name="Default Paragraph Font" w:semiHidden="1" w:uiPriority="1" w:unhideWhenUsed="1"/>
+    <w:lsdException w:name="Body Text" w:semiHidden="1" w:unhideWhenUsed="1"/>
+    <w:lsdException w:name="Body Text Indent" w:semiHidden="1" w:unhideWhenUsed="1"/>
+    <w:lsdException w:name="List Continue" w:semiHidden="1" w:unhideWhenUsed="1"/>
+    <w:lsdException w:name="List Continue 2" w:semiHidden="1" w:unhideWhenUsed="1"/>
+    <w:lsdException w:name="List Continue 3" w:semiHidden="1" w:unhideWhenUsed="1"/>
+    <w:lsdException w:name="List Continue 4" w:semiHidden="1" w:unhideWhenUsed="1"/>
+    <w:lsdException w:name="List Continue 5" w:semiHidden="1" w:unhideWhenUsed="1"/>
+    <w:lsdException w:name="Message Header" w:semiHidden="1" w:unhideWhenUsed="1"/>
+    <w:lsdException w:name="Subtitle" w:uiPriority="11" w:qFormat="1"/>
+    <w:lsdException w:name="Salutation" w:semiHidden="1" w:unhideWhenUsed="1"/>
+    <w:lsdException w:name="Date" w:semiHidden="1" w:unhideWhenUsed="1"/>
+    <w:lsdException w:name="Body Text First Indent" w:semiHidden="1" w:unhideWhenUsed="1"/>
+    <w:lsdException w:name="Body Text First Indent 2" w:semiHidden="1" w:unhideWhenUsed="1"/>
+    <w:lsdException w:name="Note Heading" w:semiHidden="1" w:unhideWhenUsed="1"/>
+    <w:lsdException w:name="Body Text 2" w:semiHidden="1" w:unhideWhenUsed="1"/>
+    <w:lsdException w:name="Body Text 3" w:semiHidden="1" w:unhideWhenUsed="1"/>
+    <w:lsdException w:name="Body Text Indent 2" w:semiHidden="1" w:unhideWhenUsed="1"/>
+    <w:lsdException w:name="Body Text Indent 3" w:semiHidden="1" w:unhideWhenUsed="1"/>
+    <w:lsdException w:name="Block Text" w:semiHidden="1" w:unhideWhenUsed="1"/>
+    <w:lsdException w:name="Hyperlink" w:semiHidden="1" w:unhideWhenUsed="1"/>
+    <w:lsdException w:name="FollowedHyperlink" w:semiHidden="1" w:unhideWhenUsed="1"/>
+    <w:lsdException w:name="Strong" w:uiPriority="22" w:qFormat="1"/>
+    <w:lsdException w:name="Emphasis" w:uiPriority="20" w:qFormat="1"/>
+    <w:lsdException w:name="Document Map" w:semiHidden="1" w:unhideWhenUsed="1"/>
+    <w:lsdException w:name="Plain Text" w:semiHidden="1" w:unhideWhenUsed="1"/>
+    <w:lsdException w:name="E-mail Signature" w:semiHidden="1" w:unhideWhenUsed="1"/>
+    <w:lsdException w:name="HTML Top of Form" w:semiHidden="1" w:unhideWhenUsed="1"/>
+    <w:lsdException w:name="HTML Bottom of Form" w:semiHidden="1" w:unhideWhenUsed="1"/>
+    <w:lsdException w:name="Normal (Web)" w:semiHidden="1" w:unhideWhenUsed="1"/>
+    <w:lsdException w:name="HTML Acronym" w:semiHidden="1" w:unhideWhenUsed="1"/>
+    <w:lsdException w:name="HTML Address" w:semiHidden="1" w:unhideWhenUsed="1"/>
+    <w:lsdException w:name="HTML Cite" w:semiHidden="1" w:unhideWhenUsed="1"/>
+    <w:lsdException w:name="HTML Code" w:semiHidden="1" w:unhideWhenUsed="1"/>
+    <w:lsdException w:name="HTML Definition" w:semiHidden="1" w:unhideWhenUsed="1"/>
+    <w:lsdException w:name="HTML Keyboard" w:semiHidden="1" w:unhideWhenUsed="1"/>
+    <w:lsdException w:name="HTML Preformatted" w:semiHidden="1" w:unhideWhenUsed="1"/>
+    <w:lsdException w:name="HTML Sample" w:semiHidden="1" w:unhideWhenUsed="1"/>
+    <w:lsdException w:name="HTML Typewriter" w:semiHidden="1" w:unhideWhenUsed="1"/>
+    <w:lsdException w:name="HTML Variable" w:semiHidden="1" w:unhideWhenUsed="1"/>
+    <w:lsdException w:name="Normal Table" w:semiHidden="1" w:unhideWhenUsed="1" w:qFormat="1"/>
+    <w:lsdException w:name="annotation subject" w:semiHidden="1" w:unhideWhenUsed="1"/>
+    <w:lsdException w:name="No List" w:semiHidden="1" w:unhideWhenUsed="1"/>
+    <w:lsdException w:name="Outline List 1" w:semiHidden="1" w:unhideWhenUsed="1"/>
+    <w:lsdException w:name="Outline List 2" w:semiHidden="1" w:unhideWhenUsed="1"/>
+    <w:lsdException w:name="Outline List 3" w:semiHidden="1" w:unhideWhenUsed="1"/>
+    <w:lsdException w:name="Table Simple 1" w:semiHidden="1" w:unhideWhenUsed="1"/>
+    <w:lsdException w:name="Table Simple 2" w:semiHidden="1" w:unhideWhenUsed="1"/>
+    <w:lsdException w:name="Table Simple 3" w:semiHidden="1" w:unhideWhenUsed="1"/>
+    <w:lsdException w:name="Table Classic 1" w:semiHidden="1" w:unhideWhenUsed="1"/>
+    <w:lsdException w:name="Table Classic 2" w:semiHidden="1" w:unhideWhenUsed="1"/>
+    <w:lsdException w:name="Table Classic 3" w:semiHidden="1" w:unhideWhenUsed="1"/>
+    <w:lsdException w:name="Table Classic 4" w:semiHidden="1" w:unhideWhenUsed="1"/>
+    <w:lsdException w:name="Table Colorful 1" w:semiHidden="1" w:unhideWhenUsed="1"/>
+    <w:lsdException w:name="Table Colorful 2" w:semiHidden="1" w:unhideWhenUsed="1"/>
+    <w:lsdException w:name="Table Colorful 3" w:semiHidden="1" w:unhideWhenUsed="1"/>
+    <w:lsdException w:name="Table Columns 1" w:semiHidden="1" w:unhideWhenUsed="1"/>
+    <w:lsdException w:name="Table Columns 2" w:semiHidden="1" w:unhideWhenUsed="1"/>
+    <w:lsdException w:name="Table Columns 3" w:semiHidden="1" w:unhideWhenUsed="1"/>
+    <w:lsdException w:name="Table Columns 4" w:semiHidden="1" w:unhideWhenUsed="1"/>
+    <w:lsdException w:name="Table Columns 5" w:semiHidden="1" w:unhideWhenUsed="1"/>
+    <w:lsdException w:name="Table Grid 1" w:semiHidden="1" w:unhideWhenUsed="1"/>
+    <w:lsdException w:name="Table Grid 2" w:semiHidden="1" w:unhideWhenUsed="1"/>
+    <w:lsdException w:name="Table Grid 3" w:semiHidden="1" w:unhideWhenUsed="1"/>
+    <w:lsdException w:name="Table Grid 4" w:semiHidden="1" w:unhideWhenUsed="1"/>
+    <w:lsdException w:name="Table Grid 5" w:semiHidden="1" w:unhideWhenUsed="1"/>
+    <w:lsdException w:name="Table Grid 6" w:semiHidden="1" w:unhideWhenUsed="1"/>
+    <w:lsdException w:name="Table Grid 7" w:semiHidden="1" w:unhideWhenUsed="1"/>
+    <w:lsdException w:name="Table Grid 8" w:semiHidden="1" w:unhideWhenUsed="1"/>
+    <w:lsdException w:name="Table List 1" w:semiHidden="1" w:unhideWhenUsed="1"/>
+    <w:lsdException w:name="Table List 2" w:semiHidden="1" w:unhideWhenUsed="1"/>
+    <w:lsdException w:name="Table List 3" w:semiHidden="1" w:unhideWhenUsed="1"/>
+    <w:lsdException w:name="Table List 4" w:semiHidden="1" w:unhideWhenUsed="1"/>
+    <w:lsdException w:name="Table List 5" w:semiHidden="1" w:unhideWhenUsed="1"/>
+    <w:lsdException w:name="Table List 6" w:semiHidden="1" w:unhideWhenUsed="1"/>
+    <w:lsdException w:name="Table List 7" w:semiHidden="1" w:unhideWhenUsed="1"/>
+    <w:lsdException w:name="Table List 8" w:semiHidden="1" w:unhideWhenUsed="1"/>
+    <w:lsdException w:name="Table 3D effects 1" w:semiHidden="1" w:unhideWhenUsed="1"/>
+    <w:lsdException w:name="Table 3D effects 2" w:semiHidden="1" w:unhideWhenUsed="1"/>
+    <w:lsdException w:name="Table 3D effects 3" w:semiHidden="1" w:unhideWhenUsed="1"/>
+    <w:lsdException w:name="Table Contemporary" w:semiHidden="1" w:unhideWhenUsed="1"/>
+    <w:lsdException w:name="Table Elegant" w:semiHidden="1" w:unhideWhenUsed="1"/>
+    <w:lsdException w:name="Table Professional" w:semiHidden="1" w:unhideWhenUsed="1"/>
+    <w:lsdException w:name="Table Subtle 1" w:semiHidden="1" w:unhideWhenUsed="1"/>
+    <w:lsdException w:name="Table Subtle 2" w:semiHidden="1" w:unhideWhenUsed="1"/>
+    <w:lsdException w:name="Table Web 1" w:semiHidden="1" w:unhideWhenUsed="1"/>
+    <w:lsdException w:name="Table Web 2" w:semiHidden="1" w:unhideWhenUsed="1"/>
+    <w:lsdException w:name="Table Web 3" w:semiHidden="1" w:unhideWhenUsed="1"/>
+    <w:lsdException w:name="Balloon Text" w:semiHidden="1" w:unhideWhenUsed="1"/>
+    <w:lsdException w:name="Table Grid" w:uiPriority="39" w:qFormat="1"/>
+    <w:lsdException w:name="Table Theme" w:semiHidden="1" w:unhideWhenUsed="1"/>
+    <w:lsdException w:name="Placeholder Text" w:semiHidden="1" w:unhideWhenUsed="1"/>
+    <w:lsdException w:name="No Spacing" w:semiHidden="1" w:unhideWhenUsed="1"/>
+    <w:lsdException w:name="Light Shading" w:uiPriority="60"/>
+    <w:lsdException w:name="Light List" w:uiPriority="61"/>
+    <w:lsdException w:name="Light Grid" w:uiPriority="62"/>
+    <w:lsdException w:name="Medium Shading 1" w:uiPriority="63"/>
+    <w:lsdException w:name="Medium Shading 2" w:uiPriority="64"/>
+    <w:lsdException w:name="Medium List 1" w:uiPriority="65"/>
+    <w:lsdException w:name="Medium List 2" w:uiPriority="66"/>
+    <w:lsdException w:name="Medium Grid 1" w:uiPriority="67"/>
+    <w:lsdException w:name="Medium Grid 2" w:uiPriority="68"/>
+    <w:lsdException w:name="Medium Grid 3" w:uiPriority="69"/>
+    <w:lsdException w:name="Dark List" w:uiPriority="70"/>
+    <w:lsdException w:name="Colorful Shading" w:uiPriority="71"/>
+    <w:lsdException w:name="Colorful List" w:uiPriority="72"/>
+    <w:lsdException w:name="Colorful Grid" w:uiPriority="73"/>
+    <w:lsdException w:name="Light Shading Accent 1" w:uiPriority="60"/>
+    <w:lsdException w:name="Light List Accent 1" w:uiPriority="61"/>
+    <w:lsdException w:name="Light Grid Accent 1" w:uiPriority="62"/>
+    <w:lsdException w:name="Medium Shading 1 Accent 1" w:uiPriority="63"/>
+    <w:lsdException w:name="Medium Shading 2 Accent 1" w:uiPriority="64"/>
+    <w:lsdException w:name="Medium List 1 Accent 1" w:uiPriority="65"/>
+    <w:lsdException w:name="Revision" w:semiHidden="1" w:unhideWhenUsed="1"/>
+    <w:lsdException w:name="List Paragraph" w:uiPriority="34" w:qFormat="1"/>
+    <w:lsdException w:name="Quote" w:uiPriority="29" w:qFormat="1"/>
+    <w:lsdException w:name="Intense Quote" w:uiPriority="30" w:qFormat="1"/>
+    <w:lsdException w:name="Medium List 2 Accent 1" w:uiPriority="66"/>
+    <w:lsdException w:name="Medium Grid 1 Accent 1" w:uiPriority="67"/>
+    <w:lsdException w:name="Medium Grid 2 Accent 1" w:uiPriority="68"/>
+    <w:lsdException w:name="Medium Grid 3 Accent 1" w:uiPriority="69"/>
+    <w:lsdException w:name="Dark List Accent 1" w:uiPriority="70"/>
+    <w:lsdException w:name="Colorful Shading Accent 1" w:uiPriority="71"/>
+    <w:lsdException w:name="Colorful List Accent 1" w:uiPriority="72"/>
+    <w:lsdException w:name="Colorful Grid Accent 1" w:uiPriority="73"/>
+    <w:lsdException w:name="Light Shading Accent 2" w:uiPriority="60"/>
+    <w:lsdException w:name="Light List Accent 2" w:uiPriority="61"/>
+    <w:lsdException w:name="Light Grid Accent 2" w:uiPriority="62"/>
+    <w:lsdException w:name="Medium Shading 1 Accent 2" w:uiPriority="63"/>
+    <w:lsdException w:name="Medium Shading 2 Accent 2" w:uiPriority="64"/>
+    <w:lsdException w:name="Medium List 1 Accent 2" w:uiPriority="65"/>
+    <w:lsdException w:name="Medium List 2 Accent 2" w:uiPriority="66"/>
+    <w:lsdException w:name="Medium Grid 1 Accent 2" w:uiPriority="67"/>
+    <w:lsdException w:name="Medium Grid 2 Accent 2" w:uiPriority="68"/>
+    <w:lsdException w:name="Medium Grid 3 Accent 2" w:uiPriority="69"/>
+    <w:lsdException w:name="Dark List Accent 2" w:uiPriority="70"/>
+    <w:lsdException w:name="Colorful Shading Accent 2" w:uiPriority="71"/>
+    <w:lsdException w:name="Colorful List Accent 2" w:uiPriority="72"/>
+    <w:lsdException w:name="Colorful Grid Accent 2" w:uiPriority="73"/>
+    <w:lsdException w:name="Light Shading Accent 3" w:uiPriority="60"/>
+    <w:lsdException w:name="Light List Accent 3" w:uiPriority="61"/>
+    <w:lsdException w:name="Light Grid Accent 3" w:uiPriority="62"/>
+    <w:lsdException w:name="Medium Shading 1 Accent 3" w:uiPriority="63"/>
+    <w:lsdException w:name="Medium Shading 2 Accent 3" w:uiPriority="64"/>
+    <w:lsdException w:name="Medium List 1 Accent 3" w:uiPriority="65"/>
+    <w:lsdException w:name="Medium List 2 Accent 3" w:uiPriority="66"/>
+    <w:lsdException w:name="Medium Grid 1 Accent 3" w:uiPriority="67"/>
+    <w:lsdException w:name="Medium Grid 2 Accent 3" w:uiPriority="68"/>
+    <w:lsdException w:name="Medium Grid 3 Accent 3" w:uiPriority="69"/>
+    <w:lsdException w:name="Dark List Accent 3" w:uiPriority="70"/>
+    <w:lsdException w:name="Colorful Shading Accent 3" w:uiPriority="71"/>
+    <w:lsdException w:name="Colorful List Accent 3" w:uiPriority="72"/>
+    <w:lsdException w:name="Colorful Grid Accent 3" w:uiPriority="73"/>
+    <w:lsdException w:name="Light Shading Accent 4" w:uiPriority="60"/>
+    <w:lsdException w:name="Light List Accent 4" w:uiPriority="61"/>
+    <w:lsdException w:name="Light Grid Accent 4" w:uiPriority="62"/>
+    <w:lsdException w:name="Medium Shading 1 Accent 4" w:uiPriority="63"/>
+    <w:lsdException w:name="Medium Shading 2 Accent 4" w:uiPriority="64"/>
+    <w:lsdException w:name="Medium List 1 Accent 4" w:uiPriority="65"/>
+    <w:lsdException w:name="Medium List 2 Accent 4" w:uiPriority="66"/>
+    <w:lsdException w:name="Medium Grid 1 Accent 4" w:uiPriority="67"/>
+    <w:lsdException w:name="Medium Grid 2 Accent 4" w:uiPriority="68"/>
+    <w:lsdException w:name="Medium Grid 3 Accent 4" w:uiPriority="69"/>
+    <w:lsdException w:name="Dark List Accent 4" w:uiPriority="70"/>
+    <w:lsdException w:name="Colorful Shading Accent 4" w:uiPriority="71"/>
+    <w:lsdException w:name="Colorful List Accent 4" w:uiPriority="72"/>
+    <w:lsdException w:name="Colorful Grid Accent 4" w:uiPriority="73"/>
+    <w:lsdException w:name="Light Shading Accent 5" w:uiPriority="60"/>
+    <w:lsdException w:name="Light List Accent 5" w:uiPriority="61"/>
+    <w:lsdException w:name="Light Grid Accent 5" w:uiPriority="62"/>
+    <w:lsdException w:name="Medium Shading 1 Accent 5" w:uiPriority="63"/>
+    <w:lsdException w:name="Medium Shading 2 Accent 5" w:uiPriority="64"/>
+    <w:lsdException w:name="Medium List 1 Accent 5" w:uiPriority="65"/>
+    <w:lsdException w:name="Medium List 2 Accent 5" w:uiPriority="66"/>
+    <w:lsdException w:name="Medium Grid 1 Accent 5" w:uiPriority="67"/>
+    <w:lsdException w:name="Medium Grid 2 Accent 5" w:uiPriority="68"/>
+    <w:lsdException w:name="Medium Grid 3 Accent 5" w:uiPriority="69"/>
+    <w:lsdException w:name="Dark List Accent 5" w:uiPriority="70"/>
+    <w:lsdException w:name="Colorful Shading Accent 5" w:uiPriority="71"/>
+    <w:lsdException w:name="Colorful List Accent 5" w:uiPriority="72"/>
+    <w:lsdException w:name="Colorful Grid Accent 5" w:uiPriority="73"/>
+    <w:lsdException w:name="Light Shading Accent 6" w:uiPriority="60"/>
+    <w:lsdException w:name="Light List Accent 6" w:uiPriority="61"/>
+    <w:lsdException w:name="Light Grid Accent 6" w:uiPriority="62"/>
+    <w:lsdException w:name="Medium Shading 1 Accent 6" w:uiPriority="63"/>
+    <w:lsdException w:name="Medium Shading 2 Accent 6" w:uiPriority="64"/>
+    <w:lsdException w:name="Medium List 1 Accent 6" w:uiPriority="65"/>
+    <w:lsdException w:name="Medium List 2 Accent 6" w:uiPriority="66"/>
+    <w:lsdException w:name="Medium Grid 1 Accent 6" w:uiPriority="67"/>
+    <w:lsdException w:name="Medium Grid 2 Accent 6" w:uiPriority="68"/>
+    <w:lsdException w:name="Medium Grid 3 Accent 6" w:uiPriority="69"/>
+    <w:lsdException w:name="Dark List Accent 6" w:uiPriority="70"/>
+    <w:lsdException w:name="Colorful Shading Accent 6" w:uiPriority="71"/>
+    <w:lsdException w:name="Colorful List Accent 6" w:uiPriority="72"/>
+    <w:lsdException w:name="Colorful Grid Accent 6" w:uiPriority="73"/>
+    <w:lsdException w:name="Subtle Emphasis" w:uiPriority="19" w:qFormat="1"/>
+    <w:lsdException w:name="Intense Emphasis" w:uiPriority="21" w:qFormat="1"/>
+    <w:lsdException w:name="Subtle Reference" w:uiPriority="31" w:qFormat="1"/>
+    <w:lsdException w:name="Intense Reference" w:uiPriority="32" w:qFormat="1"/>
+    <w:lsdException w:name="Book Title" w:uiPriority="33" w:qFormat="1"/>
+    <w:lsdException w:name="Bibliography" w:semiHidden="1" w:uiPriority="37" w:unhideWhenUsed="1"/>
+    <w:lsdException w:name="TOC Heading" w:semiHidden="1" w:uiPriority="39" w:unhideWhenUsed="1" w:qFormat="1"/>
+    <w:lsdException w:name="Plain Table 1" w:uiPriority="41"/>
+    <w:lsdException w:name="Plain Table 2" w:uiPriority="42"/>
+    <w:lsdException w:name="Plain Table 3" w:uiPriority="43"/>
+    <w:lsdException w:name="Plain Table 4" w:uiPriority="44"/>
+    <w:lsdException w:name="Plain Table 5" w:uiPriority="45"/>
+    <w:lsdException w:name="Grid Table Light" w:uiPriority="40"/>
+    <w:lsdException w:name="Grid Table 1 Light" w:uiPriority="46"/>
+    <w:lsdException w:name="Grid Table 2" w:uiPriority="47"/>
+    <w:lsdException w:name="Grid Table 3" w:uiPriority="48"/>
+    <w:lsdException w:name="Grid Table 4" w:uiPriority="49"/>
+    <w:lsdException w:name="Grid Table 5 Dark" w:uiPriority="50"/>
+    <w:lsdException w:name="Grid Table 6 Colorful" w:uiPriority="51"/>
+    <w:lsdException w:name="Grid Table 7 Colorful" w:uiPriority="52"/>
+    <w:lsdException w:name="Grid Table 1 Light Accent 1" w:uiPriority="46"/>
+    <w:lsdException w:name="Grid Table 2 Accent 1" w:uiPriority="47"/>
+    <w:lsdException w:name="Grid Table 3 Accent 1" w:uiPriority="48"/>
+    <w:lsdException w:name="Grid Table 4 Accent 1" w:uiPriority="49"/>
+    <w:lsdException w:name="Grid Table 5 Dark Accent 1" w:uiPriority="50"/>
+    <w:lsdException w:name="Grid Table 6 Colorful Accent 1" w:uiPriority="51"/>
+    <w:lsdException w:name="Grid Table 7 Colorful Accent 1" w:uiPriority="52"/>
+    <w:lsdException w:name="Grid Table 1 Light Accent 2" w:uiPriority="46"/>
+    <w:lsdException w:name="Grid Table 2 Accent 2" w:uiPriority="47"/>
+    <w:lsdException w:name="Grid Table 3 Accent 2" w:uiPriority="48"/>
+    <w:lsdException w:name="Grid Table 4 Accent 2" w:uiPriority="49"/>
+    <w:lsdException w:name="Grid Table 5 Dark Accent 2" w:uiPriority="50"/>
+    <w:lsdException w:name="Grid Table 6 Colorful Accent 2" w:uiPriority="51"/>
+    <w:lsdException w:name="Grid Table 7 Colorful Accent 2" w:uiPriority="52"/>
+    <w:lsdException w:name="Grid Table 1 Light Accent 3" w:uiPriority="46"/>
+    <w:lsdException w:name="Grid Table 2 Accent 3" w:uiPriority="47"/>
+    <w:lsdException w:name="Grid Table 3 Accent 3" w:uiPriority="48"/>
+    <w:lsdException w:name="Grid Table 4 Accent 3" w:uiPriority="49"/>
+    <w:lsdException w:name="Grid Table 5 Dark Accent 3" w:uiPriority="50"/>
+    <w:lsdException w:name="Grid Table 6 Colorful Accent 3" w:uiPriority="51"/>
+    <w:lsdException w:name="Grid Table 7 Colorful Accent 3" w:uiPriority="52"/>
+    <w:lsdException w:name="Grid Table 1 Light Accent 4" w:uiPriority="46"/>
+    <w:lsdException w:name="Grid Table 2 Accent 4" w:uiPriority="47"/>
+    <w:lsdException w:name="Grid Table 3 Accent 4" w:uiPriority="48"/>
+    <w:lsdException w:name="Grid Table 4 Accent 4" w:uiPriority="49"/>
+    <w:lsdException w:name="Grid Table 5 Dark Accent 4" w:uiPriority="50"/>
+    <w:lsdException w:name="Grid Table 6 Colorful Accent 4" w:uiPriority="51"/>
+    <w:lsdException w:name="Grid Table 7 Colorful Accent 4" w:uiPriority="52"/>
+    <w:lsdException w:name="Grid Table 1 Light Accent 5" w:uiPriority="46"/>
+    <w:lsdException w:name="Grid Table 2 Accent 5" w:uiPriority="47"/>
+    <w:lsdException w:name="Grid Table 3 Accent 5" w:uiPriority="48"/>
+    <w:lsdException w:name="Grid Table 4 Accent 5" w:uiPriority="49"/>
+    <w:lsdException w:name="Grid Table 5 Dark Accent 5" w:uiPriority="50"/>
+    <w:lsdException w:name="Grid Table 6 Colorful Accent 5" w:uiPriority="51"/>
+    <w:lsdException w:name="Grid Table 7 Colorful Accent 5" w:uiPriority="52"/>
+    <w:lsdException w:name="Grid Table 1 Light Accent 6" w:uiPriority="46"/>
+    <w:lsdException w:name="Grid Table 2 Accent 6" w:uiPriority="47"/>
+    <w:lsdException w:name="Grid Table 3 Accent 6" w:uiPriority="48"/>
+    <w:lsdException w:name="Grid Table 4 Accent 6" w:uiPriority="49"/>
+    <w:lsdException w:name="Grid Table 5 Dark Accent 6" w:uiPriority="50"/>
+    <w:lsdException w:name="Grid Table 6 Colorful Accent 6" w:uiPriority="51"/>
+    <w:lsdException w:name="Grid Table 7 Colorful Accent 6" w:uiPriority="52"/>
+    <w:lsdException w:name="List Table 1 Light" w:uiPriority="46"/>
+    <w:lsdException w:name="List Table 2" w:uiPriority="47"/>
+    <w:lsdException w:name="List Table 3" w:uiPriority="48"/>
+    <w:lsdException w:name="List Table 4" w:uiPriority="49"/>
+    <w:lsdException w:name="List Table 5 Dark" w:uiPriority="50"/>
+    <w:lsdException w:name="List Table 6 Colorful" w:uiPriority="51"/>
+    <w:lsdException w:name="List Table 7 Colorful" w:uiPriority="52"/>
+    <w:lsdException w:name="List Table 1 Light Accent 1" w:uiPriority="46"/>
+    <w:lsdException w:name="List Table 2 Accent 1" w:uiPriority="47"/>
+    <w:lsdException w:name="List Table 3 Accent 1" w:uiPriority="48"/>
+    <w:lsdException w:name="List Table 4 Accent 1" w:uiPriority="49"/>
+    <w:lsdException w:name="List Table 5 Dark Accent 1" w:uiPriority="50"/>
+    <w:lsdException w:name="List Table 6 Colorful Accent 1" w:uiPriority="51"/>
+    <w:lsdException w:name="List Table 7 Colorful Accent 1" w:uiPriority="52"/>
+    <w:lsdException w:name="List Table 1 Light Accent 2" w:uiPriority="46"/>
+    <w:lsdException w:name="List Table 2 Accent 2" w:uiPriority="47"/>
+    <w:lsdException w:name="List Table 3 Accent 2" w:uiPriority="48"/>
+    <w:lsdException w:name="List Table 4 Accent 2" w:uiPriority="49"/>
+    <w:lsdException w:name="List Table 5 Dark Accent 2" w:uiPriority="50"/>
+    <w:lsdException w:name="List Table 6 Colorful Accent 2" w:uiPriority="51"/>
+    <w:lsdException w:name="List Table 7 Colorful Accent 2" w:uiPriority="52"/>
+    <w:lsdException w:name="List Table 1 Light Accent 3" w:uiPriority="46"/>
+    <w:lsdException w:name="List Table 2 Accent 3" w:uiPriority="47"/>
+    <w:lsdException w:name="List Table 3 Accent 3" w:uiPriority="48"/>
+    <w:lsdException w:name="List Table 4 Accent 3" w:uiPriority="49"/>
+    <w:lsdException w:name="List Table 5 Dark Accent 3" w:uiPriority="50"/>
+    <w:lsdException w:name="List Table 6 Colorful Accent 3" w:uiPriority="51"/>
+    <w:lsdException w:name="List Table 7 Colorful Accent 3" w:uiPriority="52"/>
+    <w:lsdException w:name="List Table 1 Light Accent 4" w:uiPriority="46"/>
+    <w:lsdException w:name="List Table 2 Accent 4" w:uiPriority="47"/>
+    <w:lsdException w:name="List Table 3 Accent 4" w:uiPriority="48"/>
+    <w:lsdException w:name="List Table 4 Accent 4" w:uiPriority="49"/>
+    <w:lsdException w:name="List Table 5 Dark Accent 4" w:uiPriority="50"/>
+    <w:lsdException w:name="List Table 6 Colorful Accent 4" w:uiPriority="51"/>
+    <w:lsdException w:name="List Table 7 Colorful Accent 4" w:uiPriority="52"/>
+    <w:lsdException w:name="List Table 1 Light Accent 5" w:uiPriority="46"/>
+    <w:lsdException w:name="List Table 2 Accent 5" w:uiPriority="47"/>
+    <w:lsdException w:name="List Table 3 Accent 5" w:uiPriority="48"/>
+    <w:lsdException w:name="List Table 4 Accent 5" w:uiPriority="49"/>
+    <w:lsdException w:name="List Table 5 Dark Accent 5" w:uiPriority="50"/>
+    <w:lsdException w:name="List Table 6 Colorful Accent 5" w:uiPriority="51"/>
+    <w:lsdException w:name="List Table 7 Colorful Accent 5" w:uiPriority="52"/>
+    <w:lsdException w:name="List Table 1 Light Accent 6" w:uiPriority="46"/>
+    <w:lsdException w:name="List Table 2 Accent 6" w:uiPriority="47"/>
+    <w:lsdException w:name="List Table 3 Accent 6" w:uiPriority="48"/>
+    <w:lsdException w:name="List Table 4 Accent 6" w:uiPriority="49"/>
+    <w:lsdException w:name="List Table 5 Dark Accent 6" w:uiPriority="50"/>
+    <w:lsdException w:name="List Table 6 Colorful Accent 6" w:uiPriority="51"/>
+    <w:lsdException w:name="List Table 7 Colorful Accent 6" w:uiPriority="52"/>
+    <w:lsdException w:name="Mention" w:semiHidden="1" w:unhideWhenUsed="1"/>
+    <w:lsdException w:name="Smart Hyperlink" w:semiHidden="1" w:unhideWhenUsed="1"/>
+    <w:lsdException w:name="Hashtag" w:semiHidden="1" w:unhideWhenUsed="1"/>
+    <w:lsdException w:name="Unresolved Mention" w:semiHidden="1" w:unhideWhenUsed="1"/>
+    <w:lsdException w:name="Smart Link" w:semiHidden="1" w:unhideWhenUsed="1"/>
   </w:latentStyles>
-  <w:style w:type="paragraph" w:default="1" w:styleId="1">
+  <w:style w:type="paragraph" w:default="1" w:styleId="a">
     <w:name w:val="Normal"/>
     <w:qFormat/>
-    <w:uiPriority w:val="0"/>
     <w:pPr>
       <w:widowControl w:val="0"/>
       <w:spacing w:line="560" w:lineRule="exact"/>
       <w:jc w:val="both"/>
     </w:pPr>
     <w:rPr>
-      <w:rFonts w:ascii="Times New Roman" w:hAnsi="Times New Roman" w:eastAsia="仿宋_GB2312" w:cstheme="minorBidi"/>
+      <w:rFonts w:ascii="Times New Roman" w:eastAsia="仿宋_GB2312" w:hAnsi="Times New Roman"/>
       <w:kern w:val="2"/>
       <w:sz w:val="32"/>
       <w:szCs w:val="22"/>
-      <w:lang w:val="en-US" w:eastAsia="zh-CN" w:bidi="ar-SA"/>
       <w14:ligatures w14:val="standardContextual"/>
     </w:rPr>
   </w:style>
+  <w:style w:type="paragraph" w:styleId="1">
+    <w:name w:val="heading 1"/>
+    <w:basedOn w:val="a"/>
+    <w:next w:val="a"/>
+    <w:link w:val="10"/>
+    <w:uiPriority w:val="9"/>
+    <w:qFormat/>
+    <w:pPr>
+      <w:ind w:firstLineChars="200" w:firstLine="632"/>
+      <w:outlineLvl w:val="0"/>
+    </w:pPr>
+    <w:rPr>
+      <w:rFonts w:eastAsia="黑体"/>
+    </w:rPr>
+  </w:style>
   <w:style w:type="paragraph" w:styleId="2">
-    <w:name w:val="heading 1"/>
-    <w:basedOn w:val="1"/>
-    <w:next w:val="1"/>
-    <w:link w:val="18"/>
-    <w:qFormat/>
+    <w:name w:val="heading 2"/>
+    <w:basedOn w:val="a"/>
+    <w:next w:val="a"/>
+    <w:link w:val="20"/>
     <w:uiPriority w:val="9"/>
-    <w:pPr>
-      <w:ind w:firstLine="632" w:firstLineChars="200"/>
-      <w:outlineLvl w:val="0"/>
-    </w:pPr>
-    <w:rPr>
-      <w:rFonts w:eastAsia="黑体"/>
-    </w:rPr>
-  </w:style>
-  <w:style w:type="paragraph" w:styleId="3">
-    <w:name w:val="heading 2"/>
-    <w:basedOn w:val="1"/>
-    <w:next w:val="1"/>
-    <w:link w:val="19"/>
     <w:semiHidden/>
     <w:unhideWhenUsed/>
     <w:qFormat/>
+    <w:pPr>
+      <w:ind w:firstLineChars="200" w:firstLine="632"/>
+      <w:outlineLvl w:val="1"/>
+    </w:pPr>
+    <w:rPr>
+      <w:rFonts w:eastAsia="楷体_GB2312"/>
+    </w:rPr>
+  </w:style>
+  <w:style w:type="paragraph" w:styleId="3">
+    <w:name w:val="heading 3"/>
+    <w:basedOn w:val="a"/>
+    <w:next w:val="a"/>
+    <w:link w:val="30"/>
     <w:uiPriority w:val="9"/>
-    <w:pPr>
-      <w:ind w:firstLine="632" w:firstLineChars="200"/>
-      <w:outlineLvl w:val="1"/>
-    </w:pPr>
-    <w:rPr>
-      <w:rFonts w:eastAsia="楷体_GB2312"/>
-    </w:rPr>
-  </w:style>
-  <w:style w:type="paragraph" w:styleId="4">
-    <w:name w:val="heading 3"/>
-    <w:basedOn w:val="1"/>
-    <w:next w:val="1"/>
-    <w:link w:val="20"/>
     <w:semiHidden/>
     <w:unhideWhenUsed/>
     <w:qFormat/>
+    <w:pPr>
+      <w:ind w:firstLineChars="200" w:firstLine="632"/>
+      <w:outlineLvl w:val="2"/>
+    </w:pPr>
+  </w:style>
+  <w:style w:type="paragraph" w:styleId="4">
+    <w:name w:val="heading 4"/>
+    <w:basedOn w:val="a"/>
+    <w:next w:val="a"/>
+    <w:link w:val="40"/>
     <w:uiPriority w:val="9"/>
-    <w:pPr>
-      <w:ind w:firstLine="632" w:firstLineChars="200"/>
-      <w:outlineLvl w:val="2"/>
-    </w:pPr>
-  </w:style>
-  <w:style w:type="paragraph" w:styleId="5">
-    <w:name w:val="heading 4"/>
-    <w:basedOn w:val="1"/>
-    <w:next w:val="1"/>
-    <w:link w:val="21"/>
     <w:semiHidden/>
     <w:unhideWhenUsed/>
     <w:qFormat/>
+    <w:pPr>
+      <w:ind w:firstLineChars="200" w:firstLine="632"/>
+      <w:outlineLvl w:val="3"/>
+    </w:pPr>
+  </w:style>
+  <w:style w:type="paragraph" w:styleId="5">
+    <w:name w:val="heading 5"/>
+    <w:basedOn w:val="a"/>
+    <w:next w:val="a"/>
+    <w:link w:val="50"/>
     <w:uiPriority w:val="9"/>
-    <w:pPr>
-      <w:ind w:firstLine="632" w:firstLineChars="200"/>
-      <w:outlineLvl w:val="3"/>
-    </w:pPr>
-  </w:style>
-  <w:style w:type="paragraph" w:styleId="6">
-    <w:name w:val="heading 5"/>
-    <w:basedOn w:val="1"/>
-    <w:next w:val="1"/>
-    <w:link w:val="22"/>
     <w:semiHidden/>
     <w:unhideWhenUsed/>
     <w:qFormat/>
+    <w:pPr>
+      <w:ind w:firstLineChars="200" w:firstLine="632"/>
+      <w:outlineLvl w:val="4"/>
+    </w:pPr>
+  </w:style>
+  <w:style w:type="paragraph" w:styleId="6">
+    <w:name w:val="heading 6"/>
+    <w:basedOn w:val="a"/>
+    <w:next w:val="a"/>
+    <w:link w:val="60"/>
     <w:uiPriority w:val="9"/>
-    <w:pPr>
-      <w:ind w:firstLine="632" w:firstLineChars="200"/>
-      <w:outlineLvl w:val="4"/>
-    </w:pPr>
-  </w:style>
-  <w:style w:type="paragraph" w:styleId="7">
-    <w:name w:val="heading 6"/>
-    <w:basedOn w:val="1"/>
-    <w:next w:val="1"/>
-    <w:link w:val="23"/>
     <w:semiHidden/>
     <w:unhideWhenUsed/>
     <w:qFormat/>
-    <w:uiPriority w:val="9"/>
     <w:pPr>
       <w:keepNext/>
       <w:keepLines/>
@@ -1131,18 +1350,18 @@
       <w:rFonts w:cstheme="majorBidi"/>
       <w:b/>
       <w:bCs/>
-      <w:color w:val="104862" w:themeColor="accent1" w:themeShade="BF"/>
-    </w:rPr>
-  </w:style>
-  <w:style w:type="paragraph" w:styleId="8">
+      <w:color w:val="0F4761" w:themeColor="accent1" w:themeShade="BF"/>
+    </w:rPr>
+  </w:style>
+  <w:style w:type="paragraph" w:styleId="7">
     <w:name w:val="heading 7"/>
-    <w:basedOn w:val="1"/>
-    <w:next w:val="1"/>
-    <w:link w:val="24"/>
+    <w:basedOn w:val="a"/>
+    <w:next w:val="a"/>
+    <w:link w:val="70"/>
+    <w:uiPriority w:val="9"/>
     <w:semiHidden/>
     <w:unhideWhenUsed/>
     <w:qFormat/>
-    <w:uiPriority w:val="9"/>
     <w:pPr>
       <w:keepNext/>
       <w:keepLines/>
@@ -1154,25 +1373,17 @@
       <w:b/>
       <w:bCs/>
       <w:color w:val="595959" w:themeColor="text1" w:themeTint="A6"/>
-      <w14:textFill>
-        <w14:solidFill>
-          <w14:schemeClr w14:val="tx1">
-            <w14:lumMod w14:val="65000"/>
-            <w14:lumOff w14:val="35000"/>
-          </w14:schemeClr>
-        </w14:solidFill>
-      </w14:textFill>
-    </w:rPr>
-  </w:style>
-  <w:style w:type="paragraph" w:styleId="9">
+    </w:rPr>
+  </w:style>
+  <w:style w:type="paragraph" w:styleId="8">
     <w:name w:val="heading 8"/>
-    <w:basedOn w:val="1"/>
-    <w:next w:val="1"/>
-    <w:link w:val="25"/>
+    <w:basedOn w:val="a"/>
+    <w:next w:val="a"/>
+    <w:link w:val="80"/>
+    <w:uiPriority w:val="9"/>
     <w:semiHidden/>
     <w:unhideWhenUsed/>
     <w:qFormat/>
-    <w:uiPriority w:val="9"/>
     <w:pPr>
       <w:keepNext/>
       <w:keepLines/>
@@ -1181,25 +1392,17 @@
     <w:rPr>
       <w:rFonts w:cstheme="majorBidi"/>
       <w:color w:val="595959" w:themeColor="text1" w:themeTint="A6"/>
-      <w14:textFill>
-        <w14:solidFill>
-          <w14:schemeClr w14:val="tx1">
-            <w14:lumMod w14:val="65000"/>
-            <w14:lumOff w14:val="35000"/>
-          </w14:schemeClr>
-        </w14:solidFill>
-      </w14:textFill>
-    </w:rPr>
-  </w:style>
-  <w:style w:type="paragraph" w:styleId="10">
+    </w:rPr>
+  </w:style>
+  <w:style w:type="paragraph" w:styleId="9">
     <w:name w:val="heading 9"/>
-    <w:basedOn w:val="1"/>
-    <w:next w:val="1"/>
-    <w:link w:val="26"/>
+    <w:basedOn w:val="a"/>
+    <w:next w:val="a"/>
+    <w:link w:val="90"/>
+    <w:uiPriority w:val="9"/>
     <w:semiHidden/>
     <w:unhideWhenUsed/>
     <w:qFormat/>
-    <w:uiPriority w:val="9"/>
     <w:pPr>
       <w:keepNext/>
       <w:keepLines/>
@@ -1208,29 +1411,21 @@
     <w:rPr>
       <w:rFonts w:eastAsiaTheme="majorEastAsia" w:cstheme="majorBidi"/>
       <w:color w:val="595959" w:themeColor="text1" w:themeTint="A6"/>
-      <w14:textFill>
-        <w14:solidFill>
-          <w14:schemeClr w14:val="tx1">
-            <w14:lumMod w14:val="65000"/>
-            <w14:lumOff w14:val="35000"/>
-          </w14:schemeClr>
-        </w14:solidFill>
-      </w14:textFill>
-    </w:rPr>
-  </w:style>
-  <w:style w:type="character" w:default="1" w:styleId="17">
+    </w:rPr>
+  </w:style>
+  <w:style w:type="character" w:default="1" w:styleId="a0">
     <w:name w:val="Default Paragraph Font"/>
+    <w:uiPriority w:val="1"/>
     <w:semiHidden/>
     <w:unhideWhenUsed/>
-    <w:uiPriority w:val="1"/>
-  </w:style>
-  <w:style w:type="table" w:default="1" w:styleId="15">
+  </w:style>
+  <w:style w:type="table" w:default="1" w:styleId="a1">
     <w:name w:val="Normal Table"/>
+    <w:uiPriority w:val="99"/>
     <w:semiHidden/>
     <w:unhideWhenUsed/>
-    <w:qFormat/>
-    <w:uiPriority w:val="99"/>
     <w:tblPr>
+      <w:tblInd w:w="0" w:type="dxa"/>
       <w:tblCellMar>
         <w:top w:w="0" w:type="dxa"/>
         <w:left w:w="108" w:type="dxa"/>
@@ -1239,12 +1434,18 @@
       </w:tblCellMar>
     </w:tblPr>
   </w:style>
-  <w:style w:type="paragraph" w:styleId="11">
+  <w:style w:type="numbering" w:default="1" w:styleId="a2">
+    <w:name w:val="No List"/>
+    <w:uiPriority w:val="99"/>
+    <w:semiHidden/>
+    <w:unhideWhenUsed/>
+  </w:style>
+  <w:style w:type="paragraph" w:styleId="a3">
     <w:name w:val="footer"/>
-    <w:basedOn w:val="1"/>
+    <w:basedOn w:val="a"/>
+    <w:uiPriority w:val="99"/>
     <w:unhideWhenUsed/>
     <w:qFormat/>
-    <w:uiPriority w:val="99"/>
     <w:pPr>
       <w:tabs>
         <w:tab w:val="center" w:pos="4153"/>
@@ -1257,18 +1458,18 @@
       <w:sz w:val="18"/>
     </w:rPr>
   </w:style>
-  <w:style w:type="paragraph" w:styleId="12">
+  <w:style w:type="paragraph" w:styleId="a4">
     <w:name w:val="header"/>
-    <w:basedOn w:val="1"/>
+    <w:basedOn w:val="a"/>
+    <w:uiPriority w:val="99"/>
     <w:unhideWhenUsed/>
     <w:qFormat/>
-    <w:uiPriority w:val="99"/>
     <w:pPr>
       <w:pBdr>
-        <w:top w:val="none" w:color="auto" w:sz="0" w:space="1"/>
-        <w:left w:val="none" w:color="auto" w:sz="0" w:space="4"/>
-        <w:bottom w:val="none" w:color="auto" w:sz="0" w:space="1"/>
-        <w:right w:val="none" w:color="auto" w:sz="0" w:space="4"/>
+        <w:top w:val="none" w:sz="0" w:space="1" w:color="auto"/>
+        <w:left w:val="none" w:sz="0" w:space="4" w:color="auto"/>
+        <w:bottom w:val="none" w:sz="0" w:space="1" w:color="auto"/>
+        <w:right w:val="none" w:sz="0" w:space="4" w:color="auto"/>
       </w:pBdr>
       <w:tabs>
         <w:tab w:val="center" w:pos="4153"/>
@@ -1281,80 +1482,73 @@
       <w:sz w:val="18"/>
     </w:rPr>
   </w:style>
-  <w:style w:type="paragraph" w:styleId="13">
+  <w:style w:type="paragraph" w:styleId="a5">
     <w:name w:val="Subtitle"/>
-    <w:basedOn w:val="1"/>
-    <w:next w:val="1"/>
-    <w:link w:val="28"/>
-    <w:qFormat/>
+    <w:basedOn w:val="a"/>
+    <w:next w:val="a"/>
+    <w:link w:val="a6"/>
     <w:uiPriority w:val="11"/>
+    <w:qFormat/>
     <w:pPr>
       <w:spacing w:after="160"/>
       <w:jc w:val="center"/>
     </w:pPr>
     <w:rPr>
-      <w:rFonts w:asciiTheme="majorHAnsi" w:hAnsiTheme="majorHAnsi" w:eastAsiaTheme="majorEastAsia" w:cstheme="majorBidi"/>
+      <w:rFonts w:asciiTheme="majorHAnsi" w:eastAsiaTheme="majorEastAsia" w:hAnsiTheme="majorHAnsi" w:cstheme="majorBidi"/>
       <w:color w:val="595959" w:themeColor="text1" w:themeTint="A6"/>
       <w:spacing w:val="15"/>
       <w:sz w:val="28"/>
       <w:szCs w:val="28"/>
-      <w14:textFill>
-        <w14:solidFill>
-          <w14:schemeClr w14:val="tx1">
-            <w14:lumMod w14:val="65000"/>
-            <w14:lumOff w14:val="35000"/>
-          </w14:schemeClr>
-        </w14:solidFill>
-      </w14:textFill>
-    </w:rPr>
-  </w:style>
-  <w:style w:type="paragraph" w:styleId="14">
+    </w:rPr>
+  </w:style>
+  <w:style w:type="paragraph" w:styleId="a7">
     <w:name w:val="Title"/>
-    <w:basedOn w:val="1"/>
-    <w:next w:val="1"/>
-    <w:link w:val="27"/>
-    <w:qFormat/>
+    <w:basedOn w:val="a"/>
+    <w:next w:val="a"/>
+    <w:link w:val="a8"/>
     <w:uiPriority w:val="10"/>
+    <w:qFormat/>
+    <w:rsid w:val="007A2D65"/>
     <w:pPr>
       <w:spacing w:after="80"/>
       <w:contextualSpacing/>
       <w:jc w:val="center"/>
     </w:pPr>
     <w:rPr>
-      <w:rFonts w:asciiTheme="majorHAnsi" w:hAnsiTheme="majorHAnsi" w:eastAsiaTheme="majorEastAsia" w:cstheme="majorBidi"/>
+      <w:rFonts w:ascii="方正小标宋简体" w:eastAsia="方正小标宋简体" w:hAnsi="方正小标宋简体" w:cs="方正小标宋简体"/>
       <w:spacing w:val="-10"/>
       <w:kern w:val="28"/>
-      <w:sz w:val="56"/>
-      <w:szCs w:val="56"/>
-    </w:rPr>
-  </w:style>
-  <w:style w:type="table" w:styleId="16">
+      <w:sz w:val="44"/>
+      <w:szCs w:val="44"/>
+    </w:rPr>
+  </w:style>
+  <w:style w:type="table" w:styleId="a9">
     <w:name w:val="Table Grid"/>
-    <w:basedOn w:val="15"/>
-    <w:qFormat/>
+    <w:basedOn w:val="a1"/>
     <w:uiPriority w:val="39"/>
+    <w:qFormat/>
     <w:pPr>
       <w:widowControl w:val="0"/>
       <w:jc w:val="both"/>
     </w:pPr>
     <w:tblPr>
       <w:tblBorders>
-        <w:top w:val="single" w:color="auto" w:sz="4" w:space="0"/>
-        <w:left w:val="single" w:color="auto" w:sz="4" w:space="0"/>
-        <w:bottom w:val="single" w:color="auto" w:sz="4" w:space="0"/>
-        <w:right w:val="single" w:color="auto" w:sz="4" w:space="0"/>
-        <w:insideH w:val="single" w:color="auto" w:sz="4" w:space="0"/>
-        <w:insideV w:val="single" w:color="auto" w:sz="4" w:space="0"/>
+        <w:top w:val="single" w:sz="4" w:space="0" w:color="auto"/>
+        <w:left w:val="single" w:sz="4" w:space="0" w:color="auto"/>
+        <w:bottom w:val="single" w:sz="4" w:space="0" w:color="auto"/>
+        <w:right w:val="single" w:sz="4" w:space="0" w:color="auto"/>
+        <w:insideH w:val="single" w:sz="4" w:space="0" w:color="auto"/>
+        <w:insideV w:val="single" w:sz="4" w:space="0" w:color="auto"/>
       </w:tblBorders>
     </w:tblPr>
   </w:style>
-  <w:style w:type="character" w:customStyle="1" w:styleId="18">
+  <w:style w:type="character" w:customStyle="1" w:styleId="10">
     <w:name w:val="标题 1 字符"/>
-    <w:link w:val="2"/>
-    <w:qFormat/>
+    <w:link w:val="1"/>
     <w:uiPriority w:val="9"/>
-    <w:rPr>
-      <w:rFonts w:ascii="Times New Roman" w:hAnsi="Times New Roman" w:eastAsia="黑体" w:cstheme="minorBidi"/>
+    <w:qFormat/>
+    <w:rPr>
+      <w:rFonts w:ascii="Times New Roman" w:eastAsia="黑体" w:hAnsi="Times New Roman" w:cstheme="minorBidi"/>
       <w:kern w:val="2"/>
       <w:sz w:val="32"/>
       <w:szCs w:val="22"/>
@@ -1362,14 +1556,14 @@
       <w14:ligatures w14:val="standardContextual"/>
     </w:rPr>
   </w:style>
-  <w:style w:type="character" w:customStyle="1" w:styleId="19">
+  <w:style w:type="character" w:customStyle="1" w:styleId="20">
     <w:name w:val="标题 2 字符"/>
-    <w:link w:val="3"/>
+    <w:link w:val="2"/>
+    <w:uiPriority w:val="9"/>
     <w:semiHidden/>
     <w:qFormat/>
-    <w:uiPriority w:val="9"/>
-    <w:rPr>
-      <w:rFonts w:ascii="Times New Roman" w:hAnsi="Times New Roman" w:eastAsia="楷体_GB2312" w:cstheme="minorBidi"/>
+    <w:rPr>
+      <w:rFonts w:ascii="Times New Roman" w:eastAsia="楷体_GB2312" w:hAnsi="Times New Roman" w:cstheme="minorBidi"/>
       <w:kern w:val="2"/>
       <w:sz w:val="32"/>
       <w:szCs w:val="22"/>
@@ -1377,14 +1571,14 @@
       <w14:ligatures w14:val="standardContextual"/>
     </w:rPr>
   </w:style>
-  <w:style w:type="character" w:customStyle="1" w:styleId="20">
+  <w:style w:type="character" w:customStyle="1" w:styleId="30">
     <w:name w:val="标题 3 字符"/>
-    <w:link w:val="4"/>
+    <w:link w:val="3"/>
+    <w:uiPriority w:val="9"/>
     <w:semiHidden/>
     <w:qFormat/>
-    <w:uiPriority w:val="9"/>
-    <w:rPr>
-      <w:rFonts w:ascii="Times New Roman" w:hAnsi="Times New Roman" w:eastAsia="仿宋_GB2312" w:cstheme="minorBidi"/>
+    <w:rPr>
+      <w:rFonts w:ascii="Times New Roman" w:eastAsia="仿宋_GB2312" w:hAnsi="Times New Roman" w:cstheme="minorBidi"/>
       <w:kern w:val="2"/>
       <w:sz w:val="32"/>
       <w:szCs w:val="22"/>
@@ -1392,14 +1586,14 @@
       <w14:ligatures w14:val="standardContextual"/>
     </w:rPr>
   </w:style>
-  <w:style w:type="character" w:customStyle="1" w:styleId="21">
+  <w:style w:type="character" w:customStyle="1" w:styleId="40">
     <w:name w:val="标题 4 字符"/>
-    <w:link w:val="5"/>
+    <w:link w:val="4"/>
+    <w:uiPriority w:val="9"/>
     <w:semiHidden/>
     <w:qFormat/>
-    <w:uiPriority w:val="9"/>
-    <w:rPr>
-      <w:rFonts w:ascii="Times New Roman" w:hAnsi="Times New Roman" w:eastAsia="仿宋_GB2312" w:cstheme="minorBidi"/>
+    <w:rPr>
+      <w:rFonts w:ascii="Times New Roman" w:eastAsia="仿宋_GB2312" w:hAnsi="Times New Roman" w:cstheme="minorBidi"/>
       <w:kern w:val="2"/>
       <w:sz w:val="32"/>
       <w:szCs w:val="22"/>
@@ -1407,14 +1601,14 @@
       <w14:ligatures w14:val="standardContextual"/>
     </w:rPr>
   </w:style>
-  <w:style w:type="character" w:customStyle="1" w:styleId="22">
+  <w:style w:type="character" w:customStyle="1" w:styleId="50">
     <w:name w:val="标题 5 字符"/>
-    <w:link w:val="6"/>
+    <w:link w:val="5"/>
+    <w:uiPriority w:val="9"/>
     <w:semiHidden/>
     <w:qFormat/>
-    <w:uiPriority w:val="9"/>
-    <w:rPr>
-      <w:rFonts w:ascii="Times New Roman" w:hAnsi="Times New Roman" w:eastAsia="仿宋_GB2312" w:cstheme="minorBidi"/>
+    <w:rPr>
+      <w:rFonts w:ascii="Times New Roman" w:eastAsia="仿宋_GB2312" w:hAnsi="Times New Roman" w:cstheme="minorBidi"/>
       <w:kern w:val="2"/>
       <w:sz w:val="32"/>
       <w:szCs w:val="22"/>
@@ -1422,125 +1616,95 @@
       <w14:ligatures w14:val="standardContextual"/>
     </w:rPr>
   </w:style>
-  <w:style w:type="character" w:customStyle="1" w:styleId="23">
+  <w:style w:type="character" w:customStyle="1" w:styleId="60">
     <w:name w:val="标题 6 字符"/>
-    <w:basedOn w:val="17"/>
-    <w:link w:val="7"/>
+    <w:basedOn w:val="a0"/>
+    <w:link w:val="6"/>
+    <w:uiPriority w:val="9"/>
     <w:semiHidden/>
     <w:qFormat/>
-    <w:uiPriority w:val="9"/>
     <w:rPr>
       <w:rFonts w:cstheme="majorBidi"/>
       <w:b/>
       <w:bCs/>
-      <w:color w:val="104862" w:themeColor="accent1" w:themeShade="BF"/>
-    </w:rPr>
-  </w:style>
-  <w:style w:type="character" w:customStyle="1" w:styleId="24">
+      <w:color w:val="0F4761" w:themeColor="accent1" w:themeShade="BF"/>
+    </w:rPr>
+  </w:style>
+  <w:style w:type="character" w:customStyle="1" w:styleId="70">
     <w:name w:val="标题 7 字符"/>
-    <w:basedOn w:val="17"/>
-    <w:link w:val="8"/>
+    <w:basedOn w:val="a0"/>
+    <w:link w:val="7"/>
+    <w:uiPriority w:val="9"/>
     <w:semiHidden/>
     <w:qFormat/>
-    <w:uiPriority w:val="9"/>
     <w:rPr>
       <w:rFonts w:cstheme="majorBidi"/>
       <w:b/>
       <w:bCs/>
       <w:color w:val="595959" w:themeColor="text1" w:themeTint="A6"/>
-      <w14:textFill>
-        <w14:solidFill>
-          <w14:schemeClr w14:val="tx1">
-            <w14:lumMod w14:val="65000"/>
-            <w14:lumOff w14:val="35000"/>
-          </w14:schemeClr>
-        </w14:solidFill>
-      </w14:textFill>
-    </w:rPr>
-  </w:style>
-  <w:style w:type="character" w:customStyle="1" w:styleId="25">
+    </w:rPr>
+  </w:style>
+  <w:style w:type="character" w:customStyle="1" w:styleId="80">
     <w:name w:val="标题 8 字符"/>
-    <w:basedOn w:val="17"/>
-    <w:link w:val="9"/>
+    <w:basedOn w:val="a0"/>
+    <w:link w:val="8"/>
+    <w:uiPriority w:val="9"/>
     <w:semiHidden/>
     <w:qFormat/>
-    <w:uiPriority w:val="9"/>
     <w:rPr>
       <w:rFonts w:cstheme="majorBidi"/>
       <w:color w:val="595959" w:themeColor="text1" w:themeTint="A6"/>
-      <w14:textFill>
-        <w14:solidFill>
-          <w14:schemeClr w14:val="tx1">
-            <w14:lumMod w14:val="65000"/>
-            <w14:lumOff w14:val="35000"/>
-          </w14:schemeClr>
-        </w14:solidFill>
-      </w14:textFill>
-    </w:rPr>
-  </w:style>
-  <w:style w:type="character" w:customStyle="1" w:styleId="26">
+    </w:rPr>
+  </w:style>
+  <w:style w:type="character" w:customStyle="1" w:styleId="90">
     <w:name w:val="标题 9 字符"/>
-    <w:basedOn w:val="17"/>
-    <w:link w:val="10"/>
+    <w:basedOn w:val="a0"/>
+    <w:link w:val="9"/>
+    <w:uiPriority w:val="9"/>
     <w:semiHidden/>
     <w:qFormat/>
-    <w:uiPriority w:val="9"/>
     <w:rPr>
       <w:rFonts w:eastAsiaTheme="majorEastAsia" w:cstheme="majorBidi"/>
       <w:color w:val="595959" w:themeColor="text1" w:themeTint="A6"/>
-      <w14:textFill>
-        <w14:solidFill>
-          <w14:schemeClr w14:val="tx1">
-            <w14:lumMod w14:val="65000"/>
-            <w14:lumOff w14:val="35000"/>
-          </w14:schemeClr>
-        </w14:solidFill>
-      </w14:textFill>
-    </w:rPr>
-  </w:style>
-  <w:style w:type="character" w:customStyle="1" w:styleId="27">
+    </w:rPr>
+  </w:style>
+  <w:style w:type="character" w:customStyle="1" w:styleId="a8">
     <w:name w:val="标题 字符"/>
-    <w:basedOn w:val="17"/>
-    <w:link w:val="14"/>
-    <w:qFormat/>
+    <w:basedOn w:val="a0"/>
+    <w:link w:val="a7"/>
     <w:uiPriority w:val="10"/>
-    <w:rPr>
-      <w:rFonts w:asciiTheme="majorHAnsi" w:hAnsiTheme="majorHAnsi" w:eastAsiaTheme="majorEastAsia" w:cstheme="majorBidi"/>
+    <w:qFormat/>
+    <w:rsid w:val="007A2D65"/>
+    <w:rPr>
+      <w:rFonts w:ascii="方正小标宋简体" w:eastAsia="方正小标宋简体" w:hAnsi="方正小标宋简体" w:cs="方正小标宋简体"/>
       <w:spacing w:val="-10"/>
       <w:kern w:val="28"/>
-      <w:sz w:val="56"/>
-      <w:szCs w:val="56"/>
-    </w:rPr>
-  </w:style>
-  <w:style w:type="character" w:customStyle="1" w:styleId="28">
+      <w:sz w:val="44"/>
+      <w:szCs w:val="44"/>
+      <w14:ligatures w14:val="standardContextual"/>
+    </w:rPr>
+  </w:style>
+  <w:style w:type="character" w:customStyle="1" w:styleId="a6">
     <w:name w:val="副标题 字符"/>
-    <w:basedOn w:val="17"/>
-    <w:link w:val="13"/>
-    <w:qFormat/>
+    <w:basedOn w:val="a0"/>
+    <w:link w:val="a5"/>
     <w:uiPriority w:val="11"/>
-    <w:rPr>
-      <w:rFonts w:asciiTheme="majorHAnsi" w:hAnsiTheme="majorHAnsi" w:eastAsiaTheme="majorEastAsia" w:cstheme="majorBidi"/>
+    <w:qFormat/>
+    <w:rPr>
+      <w:rFonts w:asciiTheme="majorHAnsi" w:eastAsiaTheme="majorEastAsia" w:hAnsiTheme="majorHAnsi" w:cstheme="majorBidi"/>
       <w:color w:val="595959" w:themeColor="text1" w:themeTint="A6"/>
       <w:spacing w:val="15"/>
       <w:sz w:val="28"/>
       <w:szCs w:val="28"/>
-      <w14:textFill>
-        <w14:solidFill>
-          <w14:schemeClr w14:val="tx1">
-            <w14:lumMod w14:val="65000"/>
-            <w14:lumOff w14:val="35000"/>
-          </w14:schemeClr>
-        </w14:solidFill>
-      </w14:textFill>
-    </w:rPr>
-  </w:style>
-  <w:style w:type="paragraph" w:styleId="29">
+    </w:rPr>
+  </w:style>
+  <w:style w:type="paragraph" w:styleId="aa">
     <w:name w:val="Quote"/>
-    <w:basedOn w:val="1"/>
-    <w:next w:val="1"/>
-    <w:link w:val="30"/>
-    <w:qFormat/>
+    <w:basedOn w:val="a"/>
+    <w:next w:val="a"/>
+    <w:link w:val="ab"/>
     <w:uiPriority w:val="29"/>
+    <w:qFormat/>
     <w:pPr>
       <w:spacing w:before="160" w:after="160"/>
       <w:jc w:val="center"/>
@@ -1549,68 +1713,52 @@
       <w:i/>
       <w:iCs/>
       <w:color w:val="404040" w:themeColor="text1" w:themeTint="BF"/>
-      <w14:textFill>
-        <w14:solidFill>
-          <w14:schemeClr w14:val="tx1">
-            <w14:lumMod w14:val="75000"/>
-            <w14:lumOff w14:val="25000"/>
-          </w14:schemeClr>
-        </w14:solidFill>
-      </w14:textFill>
-    </w:rPr>
-  </w:style>
-  <w:style w:type="character" w:customStyle="1" w:styleId="30">
+    </w:rPr>
+  </w:style>
+  <w:style w:type="character" w:customStyle="1" w:styleId="ab">
     <w:name w:val="引用 字符"/>
-    <w:basedOn w:val="17"/>
-    <w:link w:val="29"/>
-    <w:qFormat/>
+    <w:basedOn w:val="a0"/>
+    <w:link w:val="aa"/>
     <w:uiPriority w:val="29"/>
+    <w:qFormat/>
     <w:rPr>
       <w:i/>
       <w:iCs/>
       <w:color w:val="404040" w:themeColor="text1" w:themeTint="BF"/>
-      <w14:textFill>
-        <w14:solidFill>
-          <w14:schemeClr w14:val="tx1">
-            <w14:lumMod w14:val="75000"/>
-            <w14:lumOff w14:val="25000"/>
-          </w14:schemeClr>
-        </w14:solidFill>
-      </w14:textFill>
-    </w:rPr>
-  </w:style>
-  <w:style w:type="paragraph" w:styleId="31">
+    </w:rPr>
+  </w:style>
+  <w:style w:type="paragraph" w:styleId="ac">
     <w:name w:val="List Paragraph"/>
-    <w:basedOn w:val="1"/>
-    <w:qFormat/>
+    <w:basedOn w:val="a"/>
     <w:uiPriority w:val="34"/>
+    <w:qFormat/>
     <w:pPr>
       <w:ind w:left="720"/>
       <w:contextualSpacing/>
     </w:pPr>
   </w:style>
-  <w:style w:type="character" w:customStyle="1" w:styleId="32">
+  <w:style w:type="character" w:customStyle="1" w:styleId="11">
     <w:name w:val="明显强调1"/>
-    <w:basedOn w:val="17"/>
-    <w:qFormat/>
+    <w:basedOn w:val="a0"/>
     <w:uiPriority w:val="21"/>
+    <w:qFormat/>
     <w:rPr>
       <w:i/>
       <w:iCs/>
-      <w:color w:val="104862" w:themeColor="accent1" w:themeShade="BF"/>
-    </w:rPr>
-  </w:style>
-  <w:style w:type="paragraph" w:styleId="33">
+      <w:color w:val="0F4761" w:themeColor="accent1" w:themeShade="BF"/>
+    </w:rPr>
+  </w:style>
+  <w:style w:type="paragraph" w:styleId="ad">
     <w:name w:val="Intense Quote"/>
-    <w:basedOn w:val="1"/>
-    <w:next w:val="1"/>
-    <w:link w:val="34"/>
-    <w:qFormat/>
+    <w:basedOn w:val="a"/>
+    <w:next w:val="a"/>
+    <w:link w:val="ae"/>
     <w:uiPriority w:val="30"/>
+    <w:qFormat/>
     <w:pPr>
       <w:pBdr>
-        <w:top w:val="single" w:color="0F4761" w:themeColor="accent1" w:themeShade="BF" w:sz="4" w:space="10"/>
-        <w:bottom w:val="single" w:color="0F4761" w:themeColor="accent1" w:themeShade="BF" w:sz="4" w:space="10"/>
+        <w:top w:val="single" w:sz="4" w:space="10" w:color="0F4761" w:themeColor="accent1" w:themeShade="BF"/>
+        <w:bottom w:val="single" w:sz="4" w:space="10" w:color="0F4761" w:themeColor="accent1" w:themeShade="BF"/>
       </w:pBdr>
       <w:spacing w:before="360" w:after="360"/>
       <w:ind w:left="864" w:right="864"/>
@@ -1619,51 +1767,49 @@
     <w:rPr>
       <w:i/>
       <w:iCs/>
-      <w:color w:val="104862" w:themeColor="accent1" w:themeShade="BF"/>
-    </w:rPr>
-  </w:style>
-  <w:style w:type="character" w:customStyle="1" w:styleId="34">
+      <w:color w:val="0F4761" w:themeColor="accent1" w:themeShade="BF"/>
+    </w:rPr>
+  </w:style>
+  <w:style w:type="character" w:customStyle="1" w:styleId="ae">
     <w:name w:val="明显引用 字符"/>
-    <w:basedOn w:val="17"/>
-    <w:link w:val="33"/>
-    <w:qFormat/>
+    <w:basedOn w:val="a0"/>
+    <w:link w:val="ad"/>
     <w:uiPriority w:val="30"/>
+    <w:qFormat/>
     <w:rPr>
       <w:i/>
       <w:iCs/>
-      <w:color w:val="104862" w:themeColor="accent1" w:themeShade="BF"/>
-    </w:rPr>
-  </w:style>
-  <w:style w:type="character" w:customStyle="1" w:styleId="35">
+      <w:color w:val="0F4761" w:themeColor="accent1" w:themeShade="BF"/>
+    </w:rPr>
+  </w:style>
+  <w:style w:type="character" w:customStyle="1" w:styleId="12">
     <w:name w:val="明显参考1"/>
-    <w:basedOn w:val="17"/>
-    <w:qFormat/>
+    <w:basedOn w:val="a0"/>
     <w:uiPriority w:val="32"/>
+    <w:qFormat/>
     <w:rPr>
       <w:b/>
       <w:bCs/>
       <w:smallCaps/>
-      <w:color w:val="104862" w:themeColor="accent1" w:themeShade="BF"/>
+      <w:color w:val="0F4761" w:themeColor="accent1" w:themeShade="BF"/>
       <w:spacing w:val="5"/>
     </w:rPr>
   </w:style>
-  <w:style w:type="paragraph" w:customStyle="1" w:styleId="36">
+  <w:style w:type="paragraph" w:customStyle="1" w:styleId="af">
     <w:name w:val="份号"/>
-    <w:basedOn w:val="1"/>
-    <w:link w:val="37"/>
-    <w:qFormat/>
-    <w:uiPriority w:val="0"/>
+    <w:basedOn w:val="a"/>
+    <w:link w:val="af0"/>
+    <w:qFormat/>
     <w:rPr>
       <w:szCs w:val="32"/>
     </w:rPr>
   </w:style>
-  <w:style w:type="character" w:customStyle="1" w:styleId="37">
+  <w:style w:type="character" w:customStyle="1" w:styleId="af0">
     <w:name w:val="份号 字符"/>
-    <w:link w:val="36"/>
-    <w:qFormat/>
-    <w:uiPriority w:val="0"/>
-    <w:rPr>
-      <w:rFonts w:ascii="Times New Roman" w:hAnsi="Times New Roman" w:eastAsia="仿宋_GB2312" w:cstheme="minorBidi"/>
+    <w:link w:val="af"/>
+    <w:qFormat/>
+    <w:rPr>
+      <w:rFonts w:ascii="Times New Roman" w:eastAsia="仿宋_GB2312" w:hAnsi="Times New Roman" w:cstheme="minorBidi"/>
       <w:kern w:val="2"/>
       <w:sz w:val="32"/>
       <w:szCs w:val="32"/>
@@ -1671,23 +1817,21 @@
       <w14:ligatures w14:val="standardContextual"/>
     </w:rPr>
   </w:style>
-  <w:style w:type="paragraph" w:customStyle="1" w:styleId="38">
+  <w:style w:type="paragraph" w:customStyle="1" w:styleId="af1">
     <w:name w:val="密级和保密期限"/>
-    <w:basedOn w:val="1"/>
-    <w:link w:val="39"/>
-    <w:qFormat/>
-    <w:uiPriority w:val="0"/>
+    <w:basedOn w:val="a"/>
+    <w:link w:val="af2"/>
+    <w:qFormat/>
     <w:rPr>
       <w:szCs w:val="32"/>
     </w:rPr>
   </w:style>
-  <w:style w:type="character" w:customStyle="1" w:styleId="39">
+  <w:style w:type="character" w:customStyle="1" w:styleId="af2">
     <w:name w:val="密级 字符"/>
-    <w:link w:val="38"/>
-    <w:qFormat/>
-    <w:uiPriority w:val="0"/>
-    <w:rPr>
-      <w:rFonts w:ascii="Times New Roman" w:hAnsi="Times New Roman" w:eastAsia="仿宋_GB2312" w:cstheme="minorBidi"/>
+    <w:link w:val="af1"/>
+    <w:qFormat/>
+    <w:rPr>
+      <w:rFonts w:ascii="Times New Roman" w:eastAsia="仿宋_GB2312" w:hAnsi="Times New Roman" w:cstheme="minorBidi"/>
       <w:kern w:val="2"/>
       <w:sz w:val="32"/>
       <w:szCs w:val="32"/>
@@ -1695,23 +1839,21 @@
       <w14:ligatures w14:val="standardContextual"/>
     </w:rPr>
   </w:style>
-  <w:style w:type="paragraph" w:customStyle="1" w:styleId="40">
+  <w:style w:type="paragraph" w:customStyle="1" w:styleId="af3">
     <w:name w:val="紧急程度"/>
-    <w:basedOn w:val="1"/>
-    <w:link w:val="41"/>
-    <w:qFormat/>
-    <w:uiPriority w:val="0"/>
+    <w:basedOn w:val="a"/>
+    <w:link w:val="af4"/>
+    <w:qFormat/>
     <w:rPr>
       <w:szCs w:val="32"/>
     </w:rPr>
   </w:style>
-  <w:style w:type="character" w:customStyle="1" w:styleId="41">
+  <w:style w:type="character" w:customStyle="1" w:styleId="af4">
     <w:name w:val="紧急程度 字符"/>
-    <w:link w:val="40"/>
-    <w:qFormat/>
-    <w:uiPriority w:val="0"/>
-    <w:rPr>
-      <w:rFonts w:ascii="Times New Roman" w:hAnsi="Times New Roman" w:eastAsia="仿宋_GB2312" w:cstheme="minorBidi"/>
+    <w:link w:val="af3"/>
+    <w:qFormat/>
+    <w:rPr>
+      <w:rFonts w:ascii="Times New Roman" w:eastAsia="仿宋_GB2312" w:hAnsi="Times New Roman" w:cstheme="minorBidi"/>
       <w:kern w:val="2"/>
       <w:sz w:val="32"/>
       <w:szCs w:val="32"/>
@@ -1719,30 +1861,28 @@
       <w14:ligatures w14:val="standardContextual"/>
     </w:rPr>
   </w:style>
-  <w:style w:type="paragraph" w:customStyle="1" w:styleId="42">
+  <w:style w:type="paragraph" w:customStyle="1" w:styleId="af5">
     <w:name w:val="发文机关标志"/>
-    <w:basedOn w:val="1"/>
-    <w:link w:val="43"/>
-    <w:qFormat/>
-    <w:uiPriority w:val="0"/>
+    <w:basedOn w:val="a"/>
+    <w:link w:val="af6"/>
+    <w:qFormat/>
     <w:pPr>
       <w:spacing w:line="1200" w:lineRule="exact"/>
       <w:jc w:val="center"/>
     </w:pPr>
     <w:rPr>
-      <w:rFonts w:ascii="方正小标宋简体" w:hAnsi="方正小标宋简体" w:eastAsia="方正小标宋简体" w:cs="方正小标宋简体"/>
+      <w:rFonts w:ascii="方正小标宋简体" w:eastAsia="方正小标宋简体" w:hAnsi="方正小标宋简体" w:cs="方正小标宋简体"/>
       <w:color w:val="FF0000"/>
       <w:sz w:val="84"/>
       <w:szCs w:val="84"/>
     </w:rPr>
   </w:style>
-  <w:style w:type="character" w:customStyle="1" w:styleId="43">
+  <w:style w:type="character" w:customStyle="1" w:styleId="af6">
     <w:name w:val="发文机关标志 字符"/>
-    <w:link w:val="42"/>
-    <w:qFormat/>
-    <w:uiPriority w:val="0"/>
-    <w:rPr>
-      <w:rFonts w:ascii="方正小标宋简体" w:hAnsi="方正小标宋简体" w:eastAsia="方正小标宋简体" w:cs="方正小标宋简体"/>
+    <w:link w:val="af5"/>
+    <w:qFormat/>
+    <w:rPr>
+      <w:rFonts w:ascii="方正小标宋简体" w:eastAsia="方正小标宋简体" w:hAnsi="方正小标宋简体" w:cs="方正小标宋简体"/>
       <w:color w:val="FF0000"/>
       <w:kern w:val="2"/>
       <w:sz w:val="84"/>
@@ -1751,23 +1891,21 @@
       <w14:ligatures w14:val="standardContextual"/>
     </w:rPr>
   </w:style>
-  <w:style w:type="paragraph" w:customStyle="1" w:styleId="44">
+  <w:style w:type="paragraph" w:customStyle="1" w:styleId="af7">
     <w:name w:val="发文字号"/>
-    <w:basedOn w:val="1"/>
-    <w:link w:val="45"/>
-    <w:qFormat/>
-    <w:uiPriority w:val="0"/>
+    <w:basedOn w:val="a"/>
+    <w:link w:val="af8"/>
+    <w:qFormat/>
     <w:pPr>
       <w:jc w:val="center"/>
     </w:pPr>
   </w:style>
-  <w:style w:type="character" w:customStyle="1" w:styleId="45">
+  <w:style w:type="character" w:customStyle="1" w:styleId="af8">
     <w:name w:val="发文字号 字符"/>
-    <w:link w:val="44"/>
-    <w:qFormat/>
-    <w:uiPriority w:val="0"/>
-    <w:rPr>
-      <w:rFonts w:ascii="Times New Roman" w:hAnsi="Times New Roman" w:eastAsia="仿宋_GB2312" w:cstheme="minorBidi"/>
+    <w:link w:val="af7"/>
+    <w:qFormat/>
+    <w:rPr>
+      <w:rFonts w:ascii="Times New Roman" w:eastAsia="仿宋_GB2312" w:hAnsi="Times New Roman" w:cstheme="minorBidi"/>
       <w:kern w:val="2"/>
       <w:sz w:val="32"/>
       <w:szCs w:val="22"/>
@@ -1775,53 +1913,41 @@
       <w14:ligatures w14:val="standardContextual"/>
     </w:rPr>
   </w:style>
-  <w:style w:type="paragraph" w:customStyle="1" w:styleId="46">
+  <w:style w:type="paragraph" w:customStyle="1" w:styleId="af9">
     <w:name w:val="发文机关"/>
-    <w:basedOn w:val="1"/>
-    <w:link w:val="47"/>
-    <w:qFormat/>
-    <w:uiPriority w:val="0"/>
-  </w:style>
-  <w:style w:type="character" w:customStyle="1" w:styleId="47">
+    <w:basedOn w:val="a"/>
+    <w:link w:val="afa"/>
+    <w:qFormat/>
+  </w:style>
+  <w:style w:type="character" w:customStyle="1" w:styleId="afa">
     <w:name w:val="发文机关 字符"/>
-    <w:basedOn w:val="17"/>
-    <w:link w:val="46"/>
-    <w:qFormat/>
-    <w:uiPriority w:val="0"/>
-  </w:style>
-  <w:style w:type="paragraph" w:customStyle="1" w:styleId="48">
+    <w:basedOn w:val="a0"/>
+    <w:link w:val="af9"/>
+    <w:qFormat/>
+  </w:style>
+  <w:style w:type="paragraph" w:customStyle="1" w:styleId="afb">
     <w:name w:val="签发人"/>
-    <w:basedOn w:val="1"/>
-    <w:link w:val="49"/>
-    <w:qFormat/>
-    <w:uiPriority w:val="0"/>
-  </w:style>
-  <w:style w:type="character" w:customStyle="1" w:styleId="49">
+    <w:basedOn w:val="a"/>
+    <w:link w:val="afc"/>
+    <w:qFormat/>
+  </w:style>
+  <w:style w:type="character" w:customStyle="1" w:styleId="afc">
     <w:name w:val="签发人 字符"/>
-    <w:basedOn w:val="17"/>
-    <w:link w:val="48"/>
-    <w:qFormat/>
-    <w:uiPriority w:val="0"/>
-  </w:style>
-  <w:style w:type="paragraph" w:customStyle="1" w:styleId="50">
+    <w:basedOn w:val="a0"/>
+    <w:link w:val="afb"/>
+    <w:qFormat/>
+  </w:style>
+  <w:style w:type="paragraph" w:customStyle="1" w:styleId="afd">
     <w:name w:val="公文标题"/>
-    <w:basedOn w:val="14"/>
-    <w:link w:val="51"/>
-    <w:qFormat/>
-    <w:uiPriority w:val="0"/>
-    <w:rPr>
-      <w:rFonts w:ascii="方正小标宋简体" w:hAnsi="方正小标宋简体" w:eastAsia="方正小标宋简体" w:cs="方正小标宋简体"/>
-      <w:sz w:val="44"/>
-      <w:szCs w:val="44"/>
-    </w:rPr>
-  </w:style>
-  <w:style w:type="character" w:customStyle="1" w:styleId="51">
+    <w:basedOn w:val="a7"/>
+    <w:link w:val="afe"/>
+  </w:style>
+  <w:style w:type="character" w:customStyle="1" w:styleId="afe">
     <w:name w:val="公文标题 字符"/>
-    <w:link w:val="50"/>
-    <w:qFormat/>
-    <w:uiPriority w:val="0"/>
-    <w:rPr>
-      <w:rFonts w:ascii="方正小标宋简体" w:hAnsi="方正小标宋简体" w:eastAsia="方正小标宋简体" w:cs="方正小标宋简体"/>
+    <w:link w:val="afd"/>
+    <w:qFormat/>
+    <w:rPr>
+      <w:rFonts w:ascii="方正小标宋简体" w:eastAsia="方正小标宋简体" w:hAnsi="方正小标宋简体" w:cs="方正小标宋简体"/>
       <w:spacing w:val="-10"/>
       <w:kern w:val="28"/>
       <w:sz w:val="44"/>
@@ -1830,20 +1956,18 @@
       <w14:ligatures w14:val="standardContextual"/>
     </w:rPr>
   </w:style>
-  <w:style w:type="paragraph" w:customStyle="1" w:styleId="52">
+  <w:style w:type="paragraph" w:customStyle="1" w:styleId="aff">
     <w:name w:val="主送机关"/>
-    <w:basedOn w:val="1"/>
-    <w:link w:val="53"/>
-    <w:qFormat/>
-    <w:uiPriority w:val="0"/>
-  </w:style>
-  <w:style w:type="character" w:customStyle="1" w:styleId="53">
+    <w:basedOn w:val="a"/>
+    <w:link w:val="aff0"/>
+    <w:qFormat/>
+  </w:style>
+  <w:style w:type="character" w:customStyle="1" w:styleId="aff0">
     <w:name w:val="主送机关 字符"/>
-    <w:link w:val="52"/>
-    <w:qFormat/>
-    <w:uiPriority w:val="0"/>
-    <w:rPr>
-      <w:rFonts w:ascii="Times New Roman" w:hAnsi="Times New Roman" w:eastAsia="仿宋_GB2312" w:cstheme="minorBidi"/>
+    <w:link w:val="aff"/>
+    <w:qFormat/>
+    <w:rPr>
+      <w:rFonts w:ascii="Times New Roman" w:eastAsia="仿宋_GB2312" w:hAnsi="Times New Roman" w:cstheme="minorBidi"/>
       <w:kern w:val="2"/>
       <w:sz w:val="32"/>
       <w:szCs w:val="22"/>
@@ -1851,47 +1975,43 @@
       <w14:ligatures w14:val="standardContextual"/>
     </w:rPr>
   </w:style>
-  <w:style w:type="paragraph" w:customStyle="1" w:styleId="54">
+  <w:style w:type="paragraph" w:customStyle="1" w:styleId="aff1">
     <w:name w:val="公文正文"/>
-    <w:basedOn w:val="1"/>
-    <w:link w:val="55"/>
-    <w:qFormat/>
-    <w:uiPriority w:val="0"/>
-    <w:pPr>
-      <w:ind w:firstLine="632" w:firstLineChars="200"/>
-    </w:pPr>
-  </w:style>
-  <w:style w:type="character" w:customStyle="1" w:styleId="55">
+    <w:basedOn w:val="a"/>
+    <w:link w:val="aff2"/>
+    <w:qFormat/>
+    <w:pPr>
+      <w:ind w:firstLineChars="200" w:firstLine="632"/>
+    </w:pPr>
+  </w:style>
+  <w:style w:type="character" w:customStyle="1" w:styleId="aff2">
     <w:name w:val="公文正文 字符"/>
-    <w:link w:val="54"/>
-    <w:qFormat/>
-    <w:uiPriority w:val="0"/>
-    <w:rPr>
-      <w:rFonts w:ascii="Times New Roman" w:hAnsi="Times New Roman" w:eastAsia="仿宋_GB2312"/>
+    <w:link w:val="aff1"/>
+    <w:qFormat/>
+    <w:rPr>
+      <w:rFonts w:ascii="Times New Roman" w:eastAsia="仿宋_GB2312" w:hAnsi="Times New Roman"/>
       <w:kern w:val="2"/>
       <w:sz w:val="32"/>
       <w:szCs w:val="22"/>
       <w14:ligatures w14:val="standardContextual"/>
     </w:rPr>
   </w:style>
-  <w:style w:type="paragraph" w:customStyle="1" w:styleId="56">
+  <w:style w:type="paragraph" w:customStyle="1" w:styleId="aff3">
     <w:name w:val="发文机关署名"/>
-    <w:basedOn w:val="1"/>
-    <w:link w:val="57"/>
-    <w:qFormat/>
-    <w:uiPriority w:val="0"/>
-    <w:pPr>
-      <w:ind w:left="3792" w:leftChars="1200"/>
+    <w:basedOn w:val="a"/>
+    <w:link w:val="aff4"/>
+    <w:qFormat/>
+    <w:pPr>
+      <w:ind w:leftChars="1200" w:left="3792"/>
       <w:jc w:val="center"/>
     </w:pPr>
   </w:style>
-  <w:style w:type="character" w:customStyle="1" w:styleId="57">
+  <w:style w:type="character" w:customStyle="1" w:styleId="aff4">
     <w:name w:val="发文机关署名 字符"/>
-    <w:link w:val="56"/>
-    <w:qFormat/>
-    <w:uiPriority w:val="0"/>
-    <w:rPr>
-      <w:rFonts w:ascii="Times New Roman" w:hAnsi="Times New Roman" w:eastAsia="仿宋_GB2312" w:cstheme="minorBidi"/>
+    <w:link w:val="aff3"/>
+    <w:qFormat/>
+    <w:rPr>
+      <w:rFonts w:ascii="Times New Roman" w:eastAsia="仿宋_GB2312" w:hAnsi="Times New Roman" w:cstheme="minorBidi"/>
       <w:kern w:val="2"/>
       <w:sz w:val="32"/>
       <w:szCs w:val="22"/>
@@ -1899,24 +2019,22 @@
       <w14:ligatures w14:val="standardContextual"/>
     </w:rPr>
   </w:style>
-  <w:style w:type="paragraph" w:customStyle="1" w:styleId="58">
+  <w:style w:type="paragraph" w:customStyle="1" w:styleId="aff5">
     <w:name w:val="成文日期"/>
-    <w:basedOn w:val="1"/>
-    <w:link w:val="59"/>
-    <w:qFormat/>
-    <w:uiPriority w:val="0"/>
-    <w:pPr>
-      <w:ind w:left="3792" w:leftChars="1200"/>
+    <w:basedOn w:val="a"/>
+    <w:link w:val="aff6"/>
+    <w:qFormat/>
+    <w:pPr>
+      <w:ind w:leftChars="1200" w:left="3792"/>
       <w:jc w:val="center"/>
     </w:pPr>
   </w:style>
-  <w:style w:type="character" w:customStyle="1" w:styleId="59">
+  <w:style w:type="character" w:customStyle="1" w:styleId="aff6">
     <w:name w:val="成文日期 字符"/>
-    <w:link w:val="58"/>
-    <w:qFormat/>
-    <w:uiPriority w:val="0"/>
-    <w:rPr>
-      <w:rFonts w:ascii="Times New Roman" w:hAnsi="Times New Roman" w:eastAsia="仿宋_GB2312" w:cstheme="minorBidi"/>
+    <w:link w:val="aff5"/>
+    <w:qFormat/>
+    <w:rPr>
+      <w:rFonts w:ascii="Times New Roman" w:eastAsia="仿宋_GB2312" w:hAnsi="Times New Roman" w:cstheme="minorBidi"/>
       <w:kern w:val="2"/>
       <w:sz w:val="32"/>
       <w:szCs w:val="22"/>
@@ -1924,24 +2042,22 @@
       <w14:ligatures w14:val="standardContextual"/>
     </w:rPr>
   </w:style>
-  <w:style w:type="paragraph" w:customStyle="1" w:styleId="60">
+  <w:style w:type="paragraph" w:customStyle="1" w:styleId="aff7">
     <w:name w:val="附注"/>
-    <w:basedOn w:val="1"/>
-    <w:link w:val="61"/>
-    <w:qFormat/>
-    <w:uiPriority w:val="0"/>
-    <w:pPr>
-      <w:ind w:firstLine="632" w:firstLineChars="200"/>
+    <w:basedOn w:val="a"/>
+    <w:link w:val="aff8"/>
+    <w:qFormat/>
+    <w:pPr>
+      <w:ind w:firstLineChars="200" w:firstLine="632"/>
       <w:jc w:val="left"/>
     </w:pPr>
   </w:style>
-  <w:style w:type="character" w:customStyle="1" w:styleId="61">
+  <w:style w:type="character" w:customStyle="1" w:styleId="aff8">
     <w:name w:val="附注 字符"/>
-    <w:link w:val="60"/>
-    <w:qFormat/>
-    <w:uiPriority w:val="0"/>
-    <w:rPr>
-      <w:rFonts w:ascii="Times New Roman" w:hAnsi="Times New Roman" w:eastAsia="仿宋_GB2312" w:cstheme="minorBidi"/>
+    <w:link w:val="aff7"/>
+    <w:qFormat/>
+    <w:rPr>
+      <w:rFonts w:ascii="Times New Roman" w:eastAsia="仿宋_GB2312" w:hAnsi="Times New Roman" w:cstheme="minorBidi"/>
       <w:kern w:val="2"/>
       <w:sz w:val="32"/>
       <w:szCs w:val="22"/>
@@ -1949,26 +2065,24 @@
       <w14:ligatures w14:val="standardContextual"/>
     </w:rPr>
   </w:style>
-  <w:style w:type="paragraph" w:customStyle="1" w:styleId="62">
+  <w:style w:type="paragraph" w:customStyle="1" w:styleId="aff9">
     <w:name w:val="抄送机关"/>
-    <w:basedOn w:val="1"/>
-    <w:link w:val="63"/>
-    <w:qFormat/>
-    <w:uiPriority w:val="0"/>
-    <w:pPr>
-      <w:ind w:left="316" w:leftChars="100" w:right="316" w:rightChars="100"/>
+    <w:basedOn w:val="a"/>
+    <w:link w:val="affa"/>
+    <w:qFormat/>
+    <w:pPr>
+      <w:ind w:leftChars="100" w:left="316" w:rightChars="100" w:right="316"/>
     </w:pPr>
     <w:rPr>
       <w:sz w:val="28"/>
     </w:rPr>
   </w:style>
-  <w:style w:type="character" w:customStyle="1" w:styleId="63">
+  <w:style w:type="character" w:customStyle="1" w:styleId="affa">
     <w:name w:val="抄送机关 字符"/>
-    <w:link w:val="62"/>
-    <w:qFormat/>
-    <w:uiPriority w:val="0"/>
-    <w:rPr>
-      <w:rFonts w:ascii="Times New Roman" w:hAnsi="Times New Roman" w:eastAsia="仿宋_GB2312" w:cstheme="minorBidi"/>
+    <w:link w:val="aff9"/>
+    <w:qFormat/>
+    <w:rPr>
+      <w:rFonts w:ascii="Times New Roman" w:eastAsia="仿宋_GB2312" w:hAnsi="Times New Roman" w:cstheme="minorBidi"/>
       <w:kern w:val="2"/>
       <w:sz w:val="28"/>
       <w:szCs w:val="22"/>
@@ -1977,26 +2091,24 @@
       <w14:ligatures w14:val="standardContextual"/>
     </w:rPr>
   </w:style>
-  <w:style w:type="paragraph" w:customStyle="1" w:styleId="64">
+  <w:style w:type="paragraph" w:customStyle="1" w:styleId="affb">
     <w:name w:val="印发机关"/>
-    <w:basedOn w:val="1"/>
-    <w:link w:val="65"/>
-    <w:qFormat/>
-    <w:uiPriority w:val="0"/>
-    <w:pPr>
-      <w:ind w:left="316" w:leftChars="100" w:right="316" w:rightChars="100"/>
+    <w:basedOn w:val="a"/>
+    <w:link w:val="affc"/>
+    <w:qFormat/>
+    <w:pPr>
+      <w:ind w:leftChars="100" w:left="316" w:rightChars="100" w:right="316"/>
     </w:pPr>
     <w:rPr>
       <w:sz w:val="28"/>
     </w:rPr>
   </w:style>
-  <w:style w:type="character" w:customStyle="1" w:styleId="65">
+  <w:style w:type="character" w:customStyle="1" w:styleId="affc">
     <w:name w:val="印发机关 字符"/>
-    <w:link w:val="64"/>
-    <w:qFormat/>
-    <w:uiPriority w:val="0"/>
-    <w:rPr>
-      <w:rFonts w:ascii="Times New Roman" w:hAnsi="Times New Roman" w:eastAsia="仿宋_GB2312" w:cstheme="minorBidi"/>
+    <w:link w:val="affb"/>
+    <w:qFormat/>
+    <w:rPr>
+      <w:rFonts w:ascii="Times New Roman" w:eastAsia="仿宋_GB2312" w:hAnsi="Times New Roman" w:cstheme="minorBidi"/>
       <w:kern w:val="2"/>
       <w:sz w:val="28"/>
       <w:szCs w:val="22"/>
@@ -2005,27 +2117,25 @@
       <w14:ligatures w14:val="standardContextual"/>
     </w:rPr>
   </w:style>
-  <w:style w:type="paragraph" w:customStyle="1" w:styleId="66">
+  <w:style w:type="paragraph" w:customStyle="1" w:styleId="affd">
     <w:name w:val="印发日期"/>
-    <w:basedOn w:val="1"/>
-    <w:link w:val="67"/>
-    <w:qFormat/>
-    <w:uiPriority w:val="0"/>
-    <w:pPr>
-      <w:ind w:left="316" w:leftChars="100" w:right="316" w:rightChars="100"/>
+    <w:basedOn w:val="a"/>
+    <w:link w:val="affe"/>
+    <w:qFormat/>
+    <w:pPr>
+      <w:ind w:leftChars="100" w:left="316" w:rightChars="100" w:right="316"/>
       <w:jc w:val="right"/>
     </w:pPr>
     <w:rPr>
       <w:sz w:val="28"/>
     </w:rPr>
   </w:style>
-  <w:style w:type="character" w:customStyle="1" w:styleId="67">
+  <w:style w:type="character" w:customStyle="1" w:styleId="affe">
     <w:name w:val="印发日期 字符"/>
-    <w:link w:val="66"/>
-    <w:qFormat/>
-    <w:uiPriority w:val="0"/>
-    <w:rPr>
-      <w:rFonts w:ascii="Times New Roman" w:hAnsi="Times New Roman" w:eastAsia="仿宋_GB2312" w:cstheme="minorBidi"/>
+    <w:link w:val="affd"/>
+    <w:qFormat/>
+    <w:rPr>
+      <w:rFonts w:ascii="Times New Roman" w:eastAsia="仿宋_GB2312" w:hAnsi="Times New Roman" w:cstheme="minorBidi"/>
       <w:kern w:val="2"/>
       <w:sz w:val="28"/>
       <w:szCs w:val="22"/>
@@ -2034,23 +2144,21 @@
       <w14:ligatures w14:val="standardContextual"/>
     </w:rPr>
   </w:style>
-  <w:style w:type="paragraph" w:customStyle="1" w:styleId="68">
-    <w:name w:val="单附件说明"/>
-    <w:basedOn w:val="1"/>
-    <w:link w:val="69"/>
-    <w:qFormat/>
-    <w:uiPriority w:val="0"/>
-    <w:pPr>
-      <w:ind w:left="1580" w:leftChars="200" w:hanging="948" w:hangingChars="300"/>
-    </w:pPr>
-  </w:style>
-  <w:style w:type="character" w:customStyle="1" w:styleId="69">
+  <w:style w:type="paragraph" w:customStyle="1" w:styleId="afff">
+    <w:name w:val="附件说明"/>
+    <w:basedOn w:val="a"/>
+    <w:link w:val="afff0"/>
+    <w:qFormat/>
+    <w:pPr>
+      <w:ind w:leftChars="200" w:left="1580" w:hangingChars="300" w:hanging="948"/>
+    </w:pPr>
+  </w:style>
+  <w:style w:type="character" w:customStyle="1" w:styleId="afff0">
     <w:name w:val="附件说明 字符"/>
-    <w:link w:val="68"/>
-    <w:qFormat/>
-    <w:uiPriority w:val="0"/>
-    <w:rPr>
-      <w:rFonts w:ascii="Times New Roman" w:hAnsi="Times New Roman" w:eastAsia="仿宋_GB2312" w:cstheme="minorBidi"/>
+    <w:link w:val="afff"/>
+    <w:qFormat/>
+    <w:rPr>
+      <w:rFonts w:ascii="Times New Roman" w:eastAsia="仿宋_GB2312" w:hAnsi="Times New Roman" w:cstheme="minorBidi"/>
       <w:kern w:val="2"/>
       <w:sz w:val="32"/>
       <w:szCs w:val="22"/>
@@ -2058,23 +2166,20 @@
       <w14:ligatures w14:val="standardContextual"/>
     </w:rPr>
   </w:style>
-  <w:style w:type="paragraph" w:customStyle="1" w:styleId="70">
+  <w:style w:type="paragraph" w:customStyle="1" w:styleId="afff1">
     <w:name w:val="多附件说明"/>
-    <w:basedOn w:val="1"/>
-    <w:link w:val="71"/>
-    <w:qFormat/>
-    <w:uiPriority w:val="0"/>
-    <w:pPr>
-      <w:ind w:left="2054" w:leftChars="200" w:hanging="1422" w:hangingChars="450"/>
-    </w:pPr>
-  </w:style>
-  <w:style w:type="character" w:customStyle="1" w:styleId="71">
+    <w:basedOn w:val="a"/>
+    <w:link w:val="afff2"/>
+    <w:pPr>
+      <w:ind w:leftChars="200" w:left="2054" w:hangingChars="450" w:hanging="1422"/>
+    </w:pPr>
+  </w:style>
+  <w:style w:type="character" w:customStyle="1" w:styleId="afff2">
     <w:name w:val="更多附件说明 字符"/>
-    <w:link w:val="70"/>
-    <w:qFormat/>
-    <w:uiPriority w:val="0"/>
-    <w:rPr>
-      <w:rFonts w:ascii="Times New Roman" w:hAnsi="Times New Roman" w:eastAsia="仿宋_GB2312" w:cstheme="minorBidi"/>
+    <w:link w:val="afff1"/>
+    <w:qFormat/>
+    <w:rPr>
+      <w:rFonts w:ascii="Times New Roman" w:eastAsia="仿宋_GB2312" w:hAnsi="Times New Roman" w:cstheme="minorBidi"/>
       <w:kern w:val="2"/>
       <w:sz w:val="32"/>
       <w:szCs w:val="22"/>
@@ -2082,33 +2187,30 @@
       <w14:ligatures w14:val="standardContextual"/>
     </w:rPr>
   </w:style>
-  <w:style w:type="paragraph" w:customStyle="1" w:styleId="72">
+  <w:style w:type="paragraph" w:customStyle="1" w:styleId="afff3">
     <w:name w:val="公开方式"/>
-    <w:basedOn w:val="1"/>
-    <w:link w:val="73"/>
-    <w:qFormat/>
-    <w:uiPriority w:val="0"/>
-  </w:style>
-  <w:style w:type="character" w:customStyle="1" w:styleId="73">
+    <w:basedOn w:val="a"/>
+    <w:link w:val="Char"/>
+    <w:qFormat/>
+  </w:style>
+  <w:style w:type="character" w:customStyle="1" w:styleId="Char">
     <w:name w:val="公开方式 Char"/>
-    <w:link w:val="72"/>
-    <w:qFormat/>
-    <w:uiPriority w:val="0"/>
-    <w:rPr>
-      <w:rFonts w:ascii="Times New Roman" w:hAnsi="Times New Roman" w:eastAsia="仿宋_GB2312"/>
+    <w:link w:val="afff3"/>
+    <w:qFormat/>
+    <w:rPr>
+      <w:rFonts w:ascii="Times New Roman" w:eastAsia="仿宋_GB2312" w:hAnsi="Times New Roman"/>
       <w:kern w:val="2"/>
       <w:sz w:val="32"/>
       <w:szCs w:val="22"/>
       <w14:ligatures w14:val="standardContextual"/>
     </w:rPr>
   </w:style>
-  <w:style w:type="paragraph" w:customStyle="1" w:styleId="74">
+  <w:style w:type="paragraph" w:customStyle="1" w:styleId="afff4">
     <w:name w:val="抄送"/>
-    <w:basedOn w:val="1"/>
-    <w:qFormat/>
-    <w:uiPriority w:val="0"/>
-    <w:pPr>
-      <w:ind w:firstLine="276" w:firstLineChars="100"/>
+    <w:basedOn w:val="a"/>
+    <w:qFormat/>
+    <w:pPr>
+      <w:ind w:firstLineChars="100" w:firstLine="276"/>
     </w:pPr>
     <w:rPr>
       <w:rFonts w:hint="eastAsia"/>
@@ -2371,6 +2473,7 @@
     </a:fmtScheme>
   </a:themeElements>
   <a:objectDefaults/>
+  <a:extraClrSchemeLst/>
 </a:theme>
 </file>
 
